--- a/docs/MicroLend-Report.docx
+++ b/docs/MicroLend-Report.docx
@@ -347,7 +347,7 @@
           </w:tcPr>
           <w:p>
             <w:pPr>
-              <w:spacing w:before="40" w:after="40"/>
+              <w:spacing w:before="20" w:after="20"/>
             </w:pPr>
             <w:r/>
             <w:r>
@@ -368,7 +368,7 @@
           </w:tcPr>
           <w:p>
             <w:pPr>
-              <w:spacing w:before="40" w:after="40"/>
+              <w:spacing w:before="20" w:after="20"/>
             </w:pPr>
             <w:r/>
             <w:r>
@@ -390,7 +390,7 @@
           </w:tcPr>
           <w:p>
             <w:pPr>
-              <w:spacing w:before="40" w:after="40"/>
+              <w:spacing w:before="20" w:after="20"/>
             </w:pPr>
             <w:r/>
             <w:r>
@@ -410,17 +410,17 @@
           </w:tcPr>
           <w:p>
             <w:pPr>
-              <w:spacing w:before="40" w:after="40"/>
+              <w:spacing w:before="20" w:after="20"/>
             </w:pPr>
             <w:r/>
             <w:r>
               <w:rPr>
                 <w:rFonts w:ascii="Calibri" w:hAnsi="Calibri"/>
-                <w:b w:val="0"/>
+                <w:b/>
                 <w:color w:val="14171C"/>
                 <w:sz w:val="15"/>
               </w:rPr>
-              <w:t>**ZHANG SHUJIA**</w:t>
+              <w:t>ZHANG SHUJIA</w:t>
             </w:r>
           </w:p>
         </w:tc>
@@ -433,7 +433,7 @@
           </w:tcPr>
           <w:p>
             <w:pPr>
-              <w:spacing w:before="40" w:after="40"/>
+              <w:spacing w:before="20" w:after="20"/>
             </w:pPr>
             <w:r/>
             <w:r>
@@ -454,17 +454,17 @@
           </w:tcPr>
           <w:p>
             <w:pPr>
-              <w:spacing w:before="40" w:after="40"/>
+              <w:spacing w:before="20" w:after="20"/>
             </w:pPr>
             <w:r/>
             <w:r>
               <w:rPr>
                 <w:rFonts w:ascii="Calibri" w:hAnsi="Calibri"/>
-                <w:b w:val="0"/>
+                <w:b/>
                 <w:color w:val="14171C"/>
                 <w:sz w:val="15"/>
               </w:rPr>
-              <w:t>**G2601577A**</w:t>
+              <w:t>G2601577A</w:t>
             </w:r>
           </w:p>
         </w:tc>
@@ -476,7 +476,7 @@
           </w:tcPr>
           <w:p>
             <w:pPr>
-              <w:spacing w:before="40" w:after="40"/>
+              <w:spacing w:before="20" w:after="20"/>
             </w:pPr>
             <w:r/>
             <w:r>
@@ -496,7 +496,7 @@
           </w:tcPr>
           <w:p>
             <w:pPr>
-              <w:spacing w:before="40" w:after="40"/>
+              <w:spacing w:before="20" w:after="20"/>
             </w:pPr>
             <w:r/>
             <w:r>
@@ -519,7 +519,7 @@
           </w:tcPr>
           <w:p>
             <w:pPr>
-              <w:spacing w:before="40" w:after="40"/>
+              <w:spacing w:before="20" w:after="20"/>
             </w:pPr>
             <w:r/>
             <w:r>
@@ -540,7 +540,7 @@
           </w:tcPr>
           <w:p>
             <w:pPr>
-              <w:spacing w:before="40" w:after="40"/>
+              <w:spacing w:before="20" w:after="20"/>
             </w:pPr>
             <w:r/>
             <w:r>
@@ -562,7 +562,7 @@
           </w:tcPr>
           <w:p>
             <w:pPr>
-              <w:spacing w:before="40" w:after="40"/>
+              <w:spacing w:before="20" w:after="20"/>
             </w:pPr>
             <w:r/>
             <w:r>
@@ -582,7 +582,7 @@
           </w:tcPr>
           <w:p>
             <w:pPr>
-              <w:spacing w:before="40" w:after="40"/>
+              <w:spacing w:before="20" w:after="20"/>
             </w:pPr>
             <w:r/>
             <w:r>
@@ -605,7 +605,7 @@
           </w:tcPr>
           <w:p>
             <w:pPr>
-              <w:spacing w:before="40" w:after="40"/>
+              <w:spacing w:before="20" w:after="20"/>
             </w:pPr>
             <w:r/>
             <w:r>
@@ -626,17 +626,27 @@
           </w:tcPr>
           <w:p>
             <w:pPr>
-              <w:spacing w:before="40" w:after="40"/>
+              <w:spacing w:before="20" w:after="20"/>
             </w:pPr>
             <w:r/>
             <w:r>
               <w:rPr>
                 <w:rFonts w:ascii="Calibri" w:hAnsi="Calibri"/>
                 <w:b w:val="0"/>
-                <w:color w:val="14171C"/>
+                <w:color w:val="0B5F53"/>
                 <w:sz w:val="15"/>
-              </w:rPr>
-              <w:t>[`0xECDaCA02f7646A8182A57c6520318D0FebC8bDCA`](https://sepolia.etherscan.io/address/0xECDaCA02f7646A8182A57c6520318D0FebC8bDCA) — deployed block 11919472</w:t>
+                <w:u w:val="single"/>
+              </w:rPr>
+              <w:t>`0xECDaCA02f7646A8182A57c6520318D0FebC8bDCA`</w:t>
+            </w:r>
+            <w:r>
+              <w:rPr>
+                <w:rFonts w:ascii="Calibri" w:hAnsi="Calibri"/>
+                <w:b w:val="0"/>
+                <w:color w:val="14171C"/>
+                <w:sz w:val="15"/>
+              </w:rPr>
+              <w:t xml:space="preserve"> — deployed block 11919472</w:t>
             </w:r>
           </w:p>
         </w:tc>
@@ -648,7 +658,7 @@
           </w:tcPr>
           <w:p>
             <w:pPr>
-              <w:spacing w:before="40" w:after="40"/>
+              <w:spacing w:before="20" w:after="20"/>
             </w:pPr>
             <w:r/>
             <w:r>
@@ -668,17 +678,35 @@
           </w:tcPr>
           <w:p>
             <w:pPr>
-              <w:spacing w:before="40" w:after="40"/>
+              <w:spacing w:before="20" w:after="20"/>
             </w:pPr>
             <w:r/>
             <w:r>
               <w:rPr>
+                <w:rFonts w:ascii="Consolas" w:hAnsi="Consolas"/>
+                <w:b w:val="0"/>
+                <w:color w:val="14171C"/>
+                <w:sz w:val="15"/>
+              </w:rPr>
+              <w:t>contracts/MicroLendPool.sol</w:t>
+            </w:r>
+            <w:r>
+              <w:rPr>
                 <w:rFonts w:ascii="Calibri" w:hAnsi="Calibri"/>
                 <w:b w:val="0"/>
                 <w:color w:val="14171C"/>
                 <w:sz w:val="15"/>
               </w:rPr>
-              <w:t>`contracts/MicroLendPool.sol`, sha256 `e26e720a9c2eb75175679abb4a9f71cb403cfd466d3cd99fe547df8131964657`</w:t>
+              <w:t xml:space="preserve">, sha256 </w:t>
+            </w:r>
+            <w:r>
+              <w:rPr>
+                <w:rFonts w:ascii="Consolas" w:hAnsi="Consolas"/>
+                <w:b w:val="0"/>
+                <w:color w:val="14171C"/>
+                <w:sz w:val="15"/>
+              </w:rPr>
+              <w:t>e26e720a9c2eb75175679abb4a9f71cb403cfd466d3cd99fe547df8131964657</w:t>
             </w:r>
           </w:p>
         </w:tc>
@@ -691,7 +719,7 @@
           </w:tcPr>
           <w:p>
             <w:pPr>
-              <w:spacing w:before="40" w:after="40"/>
+              <w:spacing w:before="20" w:after="20"/>
             </w:pPr>
             <w:r/>
             <w:r>
@@ -712,17 +740,53 @@
           </w:tcPr>
           <w:p>
             <w:pPr>
-              <w:spacing w:before="40" w:after="40"/>
+              <w:spacing w:before="20" w:after="20"/>
             </w:pPr>
             <w:r/>
             <w:r>
               <w:rPr>
+                <w:rFonts w:ascii="Consolas" w:hAnsi="Consolas"/>
+                <w:b w:val="0"/>
+                <w:color w:val="14171C"/>
+                <w:sz w:val="15"/>
+              </w:rPr>
+              <w:t>docs/TESTING.md</w:t>
+            </w:r>
+            <w:r>
+              <w:rPr>
                 <w:rFonts w:ascii="Calibri" w:hAnsi="Calibri"/>
                 <w:b w:val="0"/>
                 <w:color w:val="14171C"/>
                 <w:sz w:val="15"/>
               </w:rPr>
-              <w:t>`docs/TESTING.md` (raw command output, endpoint matrix, findings), `docs/SCREENSHOTS.md`, `frontend/screenshots/`</w:t>
+              <w:t xml:space="preserve"> (raw command output, endpoint matrix, findings), </w:t>
+            </w:r>
+            <w:r>
+              <w:rPr>
+                <w:rFonts w:ascii="Consolas" w:hAnsi="Consolas"/>
+                <w:b w:val="0"/>
+                <w:color w:val="14171C"/>
+                <w:sz w:val="15"/>
+              </w:rPr>
+              <w:t>docs/SCREENSHOTS.md</w:t>
+            </w:r>
+            <w:r>
+              <w:rPr>
+                <w:rFonts w:ascii="Calibri" w:hAnsi="Calibri"/>
+                <w:b w:val="0"/>
+                <w:color w:val="14171C"/>
+                <w:sz w:val="15"/>
+              </w:rPr>
+              <w:t xml:space="preserve">, </w:t>
+            </w:r>
+            <w:r>
+              <w:rPr>
+                <w:rFonts w:ascii="Consolas" w:hAnsi="Consolas"/>
+                <w:b w:val="0"/>
+                <w:color w:val="14171C"/>
+                <w:sz w:val="15"/>
+              </w:rPr>
+              <w:t>frontend/screenshots/</w:t>
             </w:r>
           </w:p>
         </w:tc>
@@ -861,7 +925,7 @@
           </w:tcPr>
           <w:p>
             <w:pPr>
-              <w:spacing w:before="40" w:after="40"/>
+              <w:spacing w:before="20" w:after="20"/>
             </w:pPr>
             <w:r/>
             <w:r>
@@ -882,7 +946,7 @@
           </w:tcPr>
           <w:p>
             <w:pPr>
-              <w:spacing w:before="40" w:after="40"/>
+              <w:spacing w:before="20" w:after="20"/>
             </w:pPr>
             <w:r/>
             <w:r>
@@ -903,7 +967,7 @@
           </w:tcPr>
           <w:p>
             <w:pPr>
-              <w:spacing w:before="40" w:after="40"/>
+              <w:spacing w:before="20" w:after="20"/>
             </w:pPr>
             <w:r/>
             <w:r>
@@ -925,7 +989,7 @@
           </w:tcPr>
           <w:p>
             <w:pPr>
-              <w:spacing w:before="40" w:after="40"/>
+              <w:spacing w:before="20" w:after="20"/>
             </w:pPr>
             <w:r/>
             <w:r>
@@ -945,7 +1009,7 @@
           </w:tcPr>
           <w:p>
             <w:pPr>
-              <w:spacing w:before="40" w:after="40"/>
+              <w:spacing w:before="20" w:after="20"/>
             </w:pPr>
             <w:r/>
             <w:r>
@@ -965,7 +1029,7 @@
           </w:tcPr>
           <w:p>
             <w:pPr>
-              <w:spacing w:before="40" w:after="40"/>
+              <w:spacing w:before="20" w:after="20"/>
             </w:pPr>
             <w:r/>
             <w:r>
@@ -988,7 +1052,7 @@
           </w:tcPr>
           <w:p>
             <w:pPr>
-              <w:spacing w:before="40" w:after="40"/>
+              <w:spacing w:before="20" w:after="20"/>
             </w:pPr>
             <w:r/>
             <w:r>
@@ -1009,7 +1073,7 @@
           </w:tcPr>
           <w:p>
             <w:pPr>
-              <w:spacing w:before="40" w:after="40"/>
+              <w:spacing w:before="20" w:after="20"/>
             </w:pPr>
             <w:r/>
             <w:r>
@@ -1030,7 +1094,7 @@
           </w:tcPr>
           <w:p>
             <w:pPr>
-              <w:spacing w:before="40" w:after="40"/>
+              <w:spacing w:before="20" w:after="20"/>
             </w:pPr>
             <w:r/>
             <w:r>
@@ -1052,7 +1116,7 @@
           </w:tcPr>
           <w:p>
             <w:pPr>
-              <w:spacing w:before="40" w:after="40"/>
+              <w:spacing w:before="20" w:after="20"/>
             </w:pPr>
             <w:r/>
             <w:r>
@@ -1072,7 +1136,7 @@
           </w:tcPr>
           <w:p>
             <w:pPr>
-              <w:spacing w:before="40" w:after="40"/>
+              <w:spacing w:before="20" w:after="20"/>
             </w:pPr>
             <w:r/>
             <w:r>
@@ -1092,7 +1156,7 @@
           </w:tcPr>
           <w:p>
             <w:pPr>
-              <w:spacing w:before="40" w:after="40"/>
+              <w:spacing w:before="20" w:after="20"/>
             </w:pPr>
             <w:r/>
             <w:r>
@@ -1115,7 +1179,7 @@
           </w:tcPr>
           <w:p>
             <w:pPr>
-              <w:spacing w:before="40" w:after="40"/>
+              <w:spacing w:before="20" w:after="20"/>
             </w:pPr>
             <w:r/>
             <w:r>
@@ -1136,7 +1200,7 @@
           </w:tcPr>
           <w:p>
             <w:pPr>
-              <w:spacing w:before="40" w:after="40"/>
+              <w:spacing w:before="20" w:after="20"/>
             </w:pPr>
             <w:r/>
             <w:r>
@@ -1157,7 +1221,7 @@
           </w:tcPr>
           <w:p>
             <w:pPr>
-              <w:spacing w:before="40" w:after="40"/>
+              <w:spacing w:before="20" w:after="20"/>
             </w:pPr>
             <w:r/>
             <w:r>
@@ -1252,7 +1316,7 @@
           </w:tcPr>
           <w:p>
             <w:pPr>
-              <w:spacing w:before="40" w:after="40"/>
+              <w:spacing w:before="20" w:after="20"/>
             </w:pPr>
             <w:r/>
             <w:r>
@@ -1273,7 +1337,7 @@
           </w:tcPr>
           <w:p>
             <w:pPr>
-              <w:spacing w:before="40" w:after="40"/>
+              <w:spacing w:before="20" w:after="20"/>
             </w:pPr>
             <w:r/>
             <w:r>
@@ -1294,7 +1358,7 @@
           </w:tcPr>
           <w:p>
             <w:pPr>
-              <w:spacing w:before="40" w:after="40"/>
+              <w:spacing w:before="20" w:after="20"/>
             </w:pPr>
             <w:r/>
             <w:r>
@@ -1315,7 +1379,7 @@
           </w:tcPr>
           <w:p>
             <w:pPr>
-              <w:spacing w:before="40" w:after="40"/>
+              <w:spacing w:before="20" w:after="20"/>
             </w:pPr>
             <w:r/>
             <w:r>
@@ -1337,7 +1401,7 @@
           </w:tcPr>
           <w:p>
             <w:pPr>
-              <w:spacing w:before="40" w:after="40"/>
+              <w:spacing w:before="20" w:after="20"/>
             </w:pPr>
             <w:r/>
             <w:r>
@@ -1357,7 +1421,7 @@
           </w:tcPr>
           <w:p>
             <w:pPr>
-              <w:spacing w:before="40" w:after="40"/>
+              <w:spacing w:before="20" w:after="20"/>
             </w:pPr>
             <w:r/>
             <w:r>
@@ -1377,7 +1441,7 @@
           </w:tcPr>
           <w:p>
             <w:pPr>
-              <w:spacing w:before="40" w:after="40"/>
+              <w:spacing w:before="20" w:after="20"/>
             </w:pPr>
             <w:r/>
             <w:r>
@@ -1397,17 +1461,26 @@
           </w:tcPr>
           <w:p>
             <w:pPr>
-              <w:spacing w:before="40" w:after="40"/>
+              <w:spacing w:before="20" w:after="20"/>
             </w:pPr>
             <w:r/>
             <w:r>
               <w:rPr>
+                <w:rFonts w:ascii="Consolas" w:hAnsi="Consolas"/>
+                <w:b w:val="0"/>
+                <w:color w:val="14171C"/>
+                <w:sz w:val="15"/>
+              </w:rPr>
+              <w:t>contracts/MicroLendPool.sol</w:t>
+            </w:r>
+            <w:r>
+              <w:rPr>
                 <w:rFonts w:ascii="Calibri" w:hAnsi="Calibri"/>
                 <w:b w:val="0"/>
                 <w:color w:val="14171C"/>
                 <w:sz w:val="15"/>
               </w:rPr>
-              <w:t>`contracts/MicroLendPool.sol`, 707 lines, zero imports</w:t>
+              <w:t>, 707 lines, zero imports</w:t>
             </w:r>
           </w:p>
         </w:tc>
@@ -1420,7 +1493,7 @@
           </w:tcPr>
           <w:p>
             <w:pPr>
-              <w:spacing w:before="40" w:after="40"/>
+              <w:spacing w:before="20" w:after="20"/>
             </w:pPr>
             <w:r/>
             <w:r>
@@ -1441,7 +1514,7 @@
           </w:tcPr>
           <w:p>
             <w:pPr>
-              <w:spacing w:before="40" w:after="40"/>
+              <w:spacing w:before="20" w:after="20"/>
             </w:pPr>
             <w:r/>
             <w:r>
@@ -1462,7 +1535,7 @@
           </w:tcPr>
           <w:p>
             <w:pPr>
-              <w:spacing w:before="40" w:after="40"/>
+              <w:spacing w:before="20" w:after="20"/>
             </w:pPr>
             <w:r/>
             <w:r>
@@ -1483,7 +1556,7 @@
           </w:tcPr>
           <w:p>
             <w:pPr>
-              <w:spacing w:before="40" w:after="40"/>
+              <w:spacing w:before="20" w:after="20"/>
             </w:pPr>
             <w:r/>
             <w:r>
@@ -1505,7 +1578,7 @@
           </w:tcPr>
           <w:p>
             <w:pPr>
-              <w:spacing w:before="40" w:after="40"/>
+              <w:spacing w:before="20" w:after="20"/>
             </w:pPr>
             <w:r/>
             <w:r>
@@ -1525,7 +1598,7 @@
           </w:tcPr>
           <w:p>
             <w:pPr>
-              <w:spacing w:before="40" w:after="40"/>
+              <w:spacing w:before="20" w:after="20"/>
             </w:pPr>
             <w:r/>
             <w:r>
@@ -1545,7 +1618,7 @@
           </w:tcPr>
           <w:p>
             <w:pPr>
-              <w:spacing w:before="40" w:after="40"/>
+              <w:spacing w:before="20" w:after="20"/>
             </w:pPr>
             <w:r/>
             <w:r>
@@ -1565,17 +1638,26 @@
           </w:tcPr>
           <w:p>
             <w:pPr>
-              <w:spacing w:before="40" w:after="40"/>
+              <w:spacing w:before="20" w:after="20"/>
             </w:pPr>
             <w:r/>
             <w:r>
               <w:rPr>
+                <w:rFonts w:ascii="Consolas" w:hAnsi="Consolas"/>
+                <w:b w:val="0"/>
+                <w:color w:val="14171C"/>
+                <w:sz w:val="15"/>
+              </w:rPr>
+              <w:t>cash == (totalLiquidity - reserved) + collateral + fees</w:t>
+            </w:r>
+            <w:r>
+              <w:rPr>
                 <w:rFonts w:ascii="Calibri" w:hAnsi="Calibri"/>
                 <w:b w:val="0"/>
                 <w:color w:val="14171C"/>
                 <w:sz w:val="15"/>
               </w:rPr>
-              <w:t>`cash == (totalLiquidity - reserved) + collateral + fees`, 0 wei drift in 14 scenarios</w:t>
+              <w:t>, 0 wei drift in 14 scenarios</w:t>
             </w:r>
           </w:p>
         </w:tc>
@@ -1588,7 +1670,7 @@
           </w:tcPr>
           <w:p>
             <w:pPr>
-              <w:spacing w:before="40" w:after="40"/>
+              <w:spacing w:before="20" w:after="20"/>
             </w:pPr>
             <w:r/>
             <w:r>
@@ -1609,7 +1691,7 @@
           </w:tcPr>
           <w:p>
             <w:pPr>
-              <w:spacing w:before="40" w:after="40"/>
+              <w:spacing w:before="20" w:after="20"/>
             </w:pPr>
             <w:r/>
             <w:r>
@@ -1630,7 +1712,7 @@
           </w:tcPr>
           <w:p>
             <w:pPr>
-              <w:spacing w:before="40" w:after="40"/>
+              <w:spacing w:before="20" w:after="20"/>
             </w:pPr>
             <w:r/>
             <w:r>
@@ -1651,7 +1733,7 @@
           </w:tcPr>
           <w:p>
             <w:pPr>
-              <w:spacing w:before="40" w:after="40"/>
+              <w:spacing w:before="20" w:after="20"/>
             </w:pPr>
             <w:r/>
             <w:r>
@@ -1673,7 +1755,7 @@
           </w:tcPr>
           <w:p>
             <w:pPr>
-              <w:spacing w:before="40" w:after="40"/>
+              <w:spacing w:before="20" w:after="20"/>
             </w:pPr>
             <w:r/>
             <w:r>
@@ -1693,7 +1775,7 @@
           </w:tcPr>
           <w:p>
             <w:pPr>
-              <w:spacing w:before="40" w:after="40"/>
+              <w:spacing w:before="20" w:after="20"/>
             </w:pPr>
             <w:r/>
             <w:r>
@@ -1713,7 +1795,7 @@
           </w:tcPr>
           <w:p>
             <w:pPr>
-              <w:spacing w:before="40" w:after="40"/>
+              <w:spacing w:before="20" w:after="20"/>
             </w:pPr>
             <w:r/>
             <w:r>
@@ -1733,7 +1815,7 @@
           </w:tcPr>
           <w:p>
             <w:pPr>
-              <w:spacing w:before="40" w:after="40"/>
+              <w:spacing w:before="20" w:after="20"/>
             </w:pPr>
             <w:r/>
             <w:r>
@@ -1756,7 +1838,7 @@
           </w:tcPr>
           <w:p>
             <w:pPr>
-              <w:spacing w:before="40" w:after="40"/>
+              <w:spacing w:before="20" w:after="20"/>
             </w:pPr>
             <w:r/>
             <w:r>
@@ -1777,7 +1859,7 @@
           </w:tcPr>
           <w:p>
             <w:pPr>
-              <w:spacing w:before="40" w:after="40"/>
+              <w:spacing w:before="20" w:after="20"/>
             </w:pPr>
             <w:r/>
             <w:r>
@@ -1798,7 +1880,7 @@
           </w:tcPr>
           <w:p>
             <w:pPr>
-              <w:spacing w:before="40" w:after="40"/>
+              <w:spacing w:before="20" w:after="20"/>
             </w:pPr>
             <w:r/>
             <w:r>
@@ -1819,17 +1901,26 @@
           </w:tcPr>
           <w:p>
             <w:pPr>
-              <w:spacing w:before="40" w:after="40"/>
+              <w:spacing w:before="20" w:after="20"/>
             </w:pPr>
             <w:r/>
             <w:r>
               <w:rPr>
+                <w:rFonts w:ascii="Consolas" w:hAnsi="Consolas"/>
+                <w:b w:val="0"/>
+                <w:color w:val="14171C"/>
+                <w:sz w:val="15"/>
+              </w:rPr>
+              <w:t>frontend/js/demo.js</w:t>
+            </w:r>
+            <w:r>
+              <w:rPr>
                 <w:rFonts w:ascii="Calibri" w:hAnsi="Calibri"/>
                 <w:b w:val="0"/>
                 <w:color w:val="14171C"/>
                 <w:sz w:val="15"/>
               </w:rPr>
-              <w:t>`frontend/js/demo.js`; four named vectors match the chain bit-for-bit</w:t>
+              <w:t>; four named vectors match the chain bit-for-bit</w:t>
             </w:r>
           </w:p>
         </w:tc>
@@ -2103,7 +2194,7 @@
           </w:tcPr>
           <w:p>
             <w:pPr>
-              <w:spacing w:before="40" w:after="40"/>
+              <w:spacing w:before="20" w:after="20"/>
             </w:pPr>
             <w:r/>
             <w:r>
@@ -2124,7 +2215,7 @@
           </w:tcPr>
           <w:p>
             <w:pPr>
-              <w:spacing w:before="40" w:after="40"/>
+              <w:spacing w:before="20" w:after="20"/>
             </w:pPr>
             <w:r/>
             <w:r>
@@ -2145,7 +2236,7 @@
           </w:tcPr>
           <w:p>
             <w:pPr>
-              <w:spacing w:before="40" w:after="40"/>
+              <w:spacing w:before="20" w:after="20"/>
             </w:pPr>
             <w:r/>
             <w:r>
@@ -2167,7 +2258,7 @@
           </w:tcPr>
           <w:p>
             <w:pPr>
-              <w:spacing w:before="40" w:after="40"/>
+              <w:spacing w:before="20" w:after="20"/>
             </w:pPr>
             <w:r/>
             <w:r>
@@ -2177,7 +2268,61 @@
                 <w:color w:val="14171C"/>
                 <w:sz w:val="15"/>
               </w:rPr>
-              <w:t>Solidity</w:t>
+              <w:t>Solidity 0.8.24 (</w:t>
+            </w:r>
+            <w:r>
+              <w:rPr>
+                <w:rFonts w:ascii="Consolas" w:hAnsi="Consolas"/>
+                <w:b w:val="0"/>
+                <w:color w:val="14171C"/>
+                <w:sz w:val="15"/>
+              </w:rPr>
+              <w:t>solc-js</w:t>
+            </w:r>
+            <w:r>
+              <w:rPr>
+                <w:rFonts w:ascii="Calibri" w:hAnsi="Calibri"/>
+                <w:b w:val="0"/>
+                <w:color w:val="14171C"/>
+                <w:sz w:val="15"/>
+              </w:rPr>
+              <w:t xml:space="preserve">, optimiser </w:t>
+            </w:r>
+            <w:r>
+              <w:rPr>
+                <w:rFonts w:ascii="Consolas" w:hAnsi="Consolas"/>
+                <w:b w:val="0"/>
+                <w:color w:val="14171C"/>
+                <w:sz w:val="15"/>
+              </w:rPr>
+              <w:t>runs: 200</w:t>
+            </w:r>
+            <w:r>
+              <w:rPr>
+                <w:rFonts w:ascii="Calibri" w:hAnsi="Calibri"/>
+                <w:b w:val="0"/>
+                <w:color w:val="14171C"/>
+                <w:sz w:val="15"/>
+              </w:rPr>
+              <w:t xml:space="preserve">, </w:t>
+            </w:r>
+            <w:r>
+              <w:rPr>
+                <w:rFonts w:ascii="Consolas" w:hAnsi="Consolas"/>
+                <w:b w:val="0"/>
+                <w:color w:val="14171C"/>
+                <w:sz w:val="15"/>
+              </w:rPr>
+              <w:t>evmVersion: shanghai</w:t>
+            </w:r>
+            <w:r>
+              <w:rPr>
+                <w:rFonts w:ascii="Calibri" w:hAnsi="Calibri"/>
+                <w:b w:val="0"/>
+                <w:color w:val="14171C"/>
+                <w:sz w:val="15"/>
+              </w:rPr>
+              <w:t>)</w:t>
             </w:r>
           </w:p>
         </w:tc>
@@ -2187,7 +2332,7 @@
           </w:tcPr>
           <w:p>
             <w:pPr>
-              <w:spacing w:before="40" w:after="40"/>
+              <w:spacing w:before="20" w:after="20"/>
             </w:pPr>
             <w:r/>
             <w:r>
@@ -2197,7 +2342,7 @@
                 <w:color w:val="14171C"/>
                 <w:sz w:val="15"/>
               </w:rPr>
-              <w:t>`^0.8.24` (compiled with 0.8.24)</w:t>
+              <w:t>checked arithmetic by default, custom errors; compiles with no native toolchain and deploys to Sepolia</w:t>
             </w:r>
           </w:p>
         </w:tc>
@@ -2207,18 +2352,9 @@
           </w:tcPr>
           <w:p>
             <w:pPr>
-              <w:spacing w:before="40" w:after="40"/>
+              <w:spacing w:before="20" w:after="20"/>
             </w:pPr>
             <w:r/>
-            <w:r>
-              <w:rPr>
-                <w:rFonts w:ascii="Calibri" w:hAnsi="Calibri"/>
-                <w:b w:val="0"/>
-                <w:color w:val="14171C"/>
-                <w:sz w:val="15"/>
-              </w:rPr>
-              <w:t>checked arithmetic by default, custom errors, one self-contained file</w:t>
-            </w:r>
           </w:p>
         </w:tc>
       </w:tr>
@@ -2230,7 +2366,7 @@
           </w:tcPr>
           <w:p>
             <w:pPr>
-              <w:spacing w:before="40" w:after="40"/>
+              <w:spacing w:before="20" w:after="20"/>
             </w:pPr>
             <w:r/>
             <w:r>
@@ -2240,7 +2376,43 @@
                 <w:color w:val="14171C"/>
                 <w:sz w:val="15"/>
               </w:rPr>
-              <w:t>solc-js</w:t>
+              <w:t>Ethereum Sepolia (</w:t>
+            </w:r>
+            <w:r>
+              <w:rPr>
+                <w:rFonts w:ascii="Consolas" w:hAnsi="Consolas"/>
+                <w:b w:val="0"/>
+                <w:color w:val="14171C"/>
+                <w:sz w:val="15"/>
+              </w:rPr>
+              <w:t>chainId 11155111</w:t>
+            </w:r>
+            <w:r>
+              <w:rPr>
+                <w:rFonts w:ascii="Calibri" w:hAnsi="Calibri"/>
+                <w:b w:val="0"/>
+                <w:color w:val="14171C"/>
+                <w:sz w:val="15"/>
+              </w:rPr>
+              <w:t xml:space="preserve">) + </w:t>
+            </w:r>
+            <w:r>
+              <w:rPr>
+                <w:rFonts w:ascii="Consolas" w:hAnsi="Consolas"/>
+                <w:b w:val="0"/>
+                <w:color w:val="14171C"/>
+                <w:sz w:val="15"/>
+              </w:rPr>
+              <w:t>ethers.js</w:t>
+            </w:r>
+            <w:r>
+              <w:rPr>
+                <w:rFonts w:ascii="Calibri" w:hAnsi="Calibri"/>
+                <w:b w:val="0"/>
+                <w:color w:val="14171C"/>
+                <w:sz w:val="15"/>
+              </w:rPr>
+              <w:t xml:space="preserve"> v6</w:t>
             </w:r>
           </w:p>
         </w:tc>
@@ -2251,7 +2423,7 @@
           </w:tcPr>
           <w:p>
             <w:pPr>
-              <w:spacing w:before="40" w:after="40"/>
+              <w:spacing w:before="20" w:after="20"/>
             </w:pPr>
             <w:r/>
             <w:r>
@@ -2261,7 +2433,7 @@
                 <w:color w:val="14171C"/>
                 <w:sz w:val="15"/>
               </w:rPr>
-              <w:t>`0.8.24+commit.e11b9ed9`, optimiser `runs: 200`, `evmVersion: shanghai`</w:t>
+              <w:t>the assignment's target network; ethers handles transaction building, ABI encoding and event decoding in both tests and browser</w:t>
             </w:r>
           </w:p>
         </w:tc>
@@ -2272,18 +2444,9 @@
           </w:tcPr>
           <w:p>
             <w:pPr>
-              <w:spacing w:before="40" w:after="40"/>
+              <w:spacing w:before="20" w:after="20"/>
             </w:pPr>
             <w:r/>
-            <w:r>
-              <w:rPr>
-                <w:rFonts w:ascii="Calibri" w:hAnsi="Calibri"/>
-                <w:b w:val="0"/>
-                <w:color w:val="14171C"/>
-                <w:sz w:val="15"/>
-              </w:rPr>
-              <w:t>compiles without a native toolchain; `shanghai` is deployable on Sepolia</w:t>
-            </w:r>
           </w:p>
         </w:tc>
       </w:tr>
@@ -2294,7 +2457,7 @@
           </w:tcPr>
           <w:p>
             <w:pPr>
-              <w:spacing w:before="40" w:after="40"/>
+              <w:spacing w:before="20" w:after="20"/>
             </w:pPr>
             <w:r/>
             <w:r>
@@ -2304,7 +2467,25 @@
                 <w:color w:val="14171C"/>
                 <w:sz w:val="15"/>
               </w:rPr>
-              <w:t>Ethereum Sepolia</w:t>
+              <w:t>Flask (Python 3.12) + SQLite (</w:t>
+            </w:r>
+            <w:r>
+              <w:rPr>
+                <w:rFonts w:ascii="Consolas" w:hAnsi="Consolas"/>
+                <w:b w:val="0"/>
+                <w:color w:val="14171C"/>
+                <w:sz w:val="15"/>
+              </w:rPr>
+              <w:t>sqlite3</w:t>
+            </w:r>
+            <w:r>
+              <w:rPr>
+                <w:rFonts w:ascii="Calibri" w:hAnsi="Calibri"/>
+                <w:b w:val="0"/>
+                <w:color w:val="14171C"/>
+                <w:sz w:val="15"/>
+              </w:rPr>
+              <w:t>)</w:t>
             </w:r>
           </w:p>
         </w:tc>
@@ -2314,7 +2495,7 @@
           </w:tcPr>
           <w:p>
             <w:pPr>
-              <w:spacing w:before="40" w:after="40"/>
+              <w:spacing w:before="20" w:after="20"/>
             </w:pPr>
             <w:r/>
             <w:r>
@@ -2324,7 +2505,7 @@
                 <w:color w:val="14171C"/>
                 <w:sz w:val="15"/>
               </w:rPr>
-              <w:t>`chainId 11155111`</w:t>
+              <w:t>the backend and the optional database from assignment §V; JSON-only, zero-config, and the database is disposable because the chain is the source of truth</w:t>
             </w:r>
           </w:p>
         </w:tc>
@@ -2334,18 +2515,9 @@
           </w:tcPr>
           <w:p>
             <w:pPr>
-              <w:spacing w:before="40" w:after="40"/>
+              <w:spacing w:before="20" w:after="20"/>
             </w:pPr>
             <w:r/>
-            <w:r>
-              <w:rPr>
-                <w:rFonts w:ascii="Calibri" w:hAnsi="Calibri"/>
-                <w:b w:val="0"/>
-                <w:color w:val="14171C"/>
-                <w:sz w:val="15"/>
-              </w:rPr>
-              <w:t>assignment requirement; testnet removes real-money risk</w:t>
-            </w:r>
           </w:p>
         </w:tc>
       </w:tr>
@@ -2357,7 +2529,7 @@
           </w:tcPr>
           <w:p>
             <w:pPr>
-              <w:spacing w:before="40" w:after="40"/>
+              <w:spacing w:before="20" w:after="20"/>
             </w:pPr>
             <w:r/>
             <w:r>
@@ -2367,7 +2539,43 @@
                 <w:color w:val="14171C"/>
                 <w:sz w:val="15"/>
               </w:rPr>
-              <w:t>ethers.js</w:t>
+              <w:t>Pure-Python Keccak-256 and secp256k1 (</w:t>
+            </w:r>
+            <w:r>
+              <w:rPr>
+                <w:rFonts w:ascii="Consolas" w:hAnsi="Consolas"/>
+                <w:b w:val="0"/>
+                <w:color w:val="14171C"/>
+                <w:sz w:val="15"/>
+              </w:rPr>
+              <w:t>backend/keccak.py</w:t>
+            </w:r>
+            <w:r>
+              <w:rPr>
+                <w:rFonts w:ascii="Calibri" w:hAnsi="Calibri"/>
+                <w:b w:val="0"/>
+                <w:color w:val="14171C"/>
+                <w:sz w:val="15"/>
+              </w:rPr>
+              <w:t xml:space="preserve">, </w:t>
+            </w:r>
+            <w:r>
+              <w:rPr>
+                <w:rFonts w:ascii="Consolas" w:hAnsi="Consolas"/>
+                <w:b w:val="0"/>
+                <w:color w:val="14171C"/>
+                <w:sz w:val="15"/>
+              </w:rPr>
+              <w:t>backend/auth.py</w:t>
+            </w:r>
+            <w:r>
+              <w:rPr>
+                <w:rFonts w:ascii="Calibri" w:hAnsi="Calibri"/>
+                <w:b w:val="0"/>
+                <w:color w:val="14171C"/>
+                <w:sz w:val="15"/>
+              </w:rPr>
+              <w:t>)</w:t>
             </w:r>
           </w:p>
         </w:tc>
@@ -2378,7 +2586,7 @@
           </w:tcPr>
           <w:p>
             <w:pPr>
-              <w:spacing w:before="40" w:after="40"/>
+              <w:spacing w:before="20" w:after="20"/>
             </w:pPr>
             <w:r/>
             <w:r>
@@ -2388,7 +2596,25 @@
                 <w:color w:val="14171C"/>
                 <w:sz w:val="15"/>
               </w:rPr>
-              <w:t>v6.17.0 (vendored for the browser, `.tooling/nm` for tests)</w:t>
+              <w:t xml:space="preserve">signature recovery and event-topic derivation with no native dependency, so the backend runs anywhere without </w:t>
+            </w:r>
+            <w:r>
+              <w:rPr>
+                <w:rFonts w:ascii="Consolas" w:hAnsi="Consolas"/>
+                <w:b w:val="0"/>
+                <w:color w:val="14171C"/>
+                <w:sz w:val="15"/>
+              </w:rPr>
+              <w:t>web3.py</w:t>
+            </w:r>
+            <w:r>
+              <w:rPr>
+                <w:rFonts w:ascii="Calibri" w:hAnsi="Calibri"/>
+                <w:b w:val="0"/>
+                <w:color w:val="14171C"/>
+                <w:sz w:val="15"/>
+              </w:rPr>
+              <w:t xml:space="preserve"> or a C extension</w:t>
             </w:r>
           </w:p>
         </w:tc>
@@ -2399,18 +2625,9 @@
           </w:tcPr>
           <w:p>
             <w:pPr>
-              <w:spacing w:before="40" w:after="40"/>
+              <w:spacing w:before="20" w:after="20"/>
             </w:pPr>
             <w:r/>
-            <w:r>
-              <w:rPr>
-                <w:rFonts w:ascii="Calibri" w:hAnsi="Calibri"/>
-                <w:b w:val="0"/>
-                <w:color w:val="14171C"/>
-                <w:sz w:val="15"/>
-              </w:rPr>
-              <w:t>transaction building, ABI encoding, event decoding</w:t>
-            </w:r>
           </w:p>
         </w:tc>
       </w:tr>
@@ -2421,7 +2638,7 @@
           </w:tcPr>
           <w:p>
             <w:pPr>
-              <w:spacing w:before="40" w:after="40"/>
+              <w:spacing w:before="20" w:after="20"/>
             </w:pPr>
             <w:r/>
             <w:r>
@@ -2431,7 +2648,7 @@
                 <w:color w:val="14171C"/>
                 <w:sz w:val="15"/>
               </w:rPr>
-              <w:t>ganache</w:t>
+              <w:t>vanilla HTML/CSS/JS (no bundler, no framework)</w:t>
             </w:r>
           </w:p>
         </w:tc>
@@ -2441,7 +2658,7 @@
           </w:tcPr>
           <w:p>
             <w:pPr>
-              <w:spacing w:before="40" w:after="40"/>
+              <w:spacing w:before="20" w:after="20"/>
             </w:pPr>
             <w:r/>
             <w:r>
@@ -2451,7 +2668,7 @@
                 <w:color w:val="14171C"/>
                 <w:sz w:val="15"/>
               </w:rPr>
-              <w:t>7.9.2, in-process provider, `hardfork: shanghai`</w:t>
+              <w:t>assignment §V; the submission opens from the filesystem with nothing to install</w:t>
             </w:r>
           </w:p>
         </w:tc>
@@ -2461,18 +2678,9 @@
           </w:tcPr>
           <w:p>
             <w:pPr>
-              <w:spacing w:before="40" w:after="40"/>
+              <w:spacing w:before="20" w:after="20"/>
             </w:pPr>
             <w:r/>
-            <w:r>
-              <w:rPr>
-                <w:rFonts w:ascii="Calibri" w:hAnsi="Calibri"/>
-                <w:b w:val="0"/>
-                <w:color w:val="14171C"/>
-                <w:sz w:val="15"/>
-              </w:rPr>
-              <w:t>deterministic EVM for tests: time travel (`evm_increaseTime`), snapshots, instant blocks</w:t>
-            </w:r>
           </w:p>
         </w:tc>
       </w:tr>
@@ -2484,7 +2692,7 @@
           </w:tcPr>
           <w:p>
             <w:pPr>
-              <w:spacing w:before="40" w:after="40"/>
+              <w:spacing w:before="20" w:after="20"/>
             </w:pPr>
             <w:r/>
             <w:r>
@@ -2494,7 +2702,25 @@
                 <w:color w:val="14171C"/>
                 <w:sz w:val="15"/>
               </w:rPr>
-              <w:t>Flask</w:t>
+              <w:t xml:space="preserve">ganache 7.9.2 (in-process, </w:t>
+            </w:r>
+            <w:r>
+              <w:rPr>
+                <w:rFonts w:ascii="Consolas" w:hAnsi="Consolas"/>
+                <w:b w:val="0"/>
+                <w:color w:val="14171C"/>
+                <w:sz w:val="15"/>
+              </w:rPr>
+              <w:t>hardfork: shanghai</w:t>
+            </w:r>
+            <w:r>
+              <w:rPr>
+                <w:rFonts w:ascii="Calibri" w:hAnsi="Calibri"/>
+                <w:b w:val="0"/>
+                <w:color w:val="14171C"/>
+                <w:sz w:val="15"/>
+              </w:rPr>
+              <w:t>) + pytest + Pillow</w:t>
             </w:r>
           </w:p>
         </w:tc>
@@ -2505,7 +2731,7 @@
           </w:tcPr>
           <w:p>
             <w:pPr>
-              <w:spacing w:before="40" w:after="40"/>
+              <w:spacing w:before="20" w:after="20"/>
             </w:pPr>
             <w:r/>
             <w:r>
@@ -2515,7 +2741,16 @@
                 <w:color w:val="14171C"/>
                 <w:sz w:val="15"/>
               </w:rPr>
-              <w:t>Python 3.12 + Flask, JSON-only API</w:t>
+              <w:t xml:space="preserve">deterministic EVM for the contract suite (time travel, instant blocks), backend unit/API tests, and programmatic generation of the diagrams in </w:t>
+            </w:r>
+            <w:r>
+              <w:rPr>
+                <w:rFonts w:ascii="Consolas" w:hAnsi="Consolas"/>
+                <w:b w:val="0"/>
+                <w:color w:val="14171C"/>
+                <w:sz w:val="15"/>
+              </w:rPr>
+              <w:t>docs/images/</w:t>
             </w:r>
           </w:p>
         </w:tc>
@@ -2526,334 +2761,9 @@
           </w:tcPr>
           <w:p>
             <w:pPr>
-              <w:spacing w:before="40" w:after="40"/>
+              <w:spacing w:before="20" w:after="20"/>
             </w:pPr>
             <w:r/>
-            <w:r>
-              <w:rPr>
-                <w:rFonts w:ascii="Calibri" w:hAnsi="Calibri"/>
-                <w:b w:val="0"/>
-                <w:color w:val="14171C"/>
-                <w:sz w:val="15"/>
-              </w:rPr>
-              <w:t>assignment §III/§V; small enough to read in one sitting</w:t>
-            </w:r>
-          </w:p>
-        </w:tc>
-      </w:tr>
-      <w:tr>
-        <w:tc>
-          <w:tcPr>
-            <w:tcW w:type="dxa" w:w="3317"/>
-          </w:tcPr>
-          <w:p>
-            <w:pPr>
-              <w:spacing w:before="40" w:after="40"/>
-            </w:pPr>
-            <w:r/>
-            <w:r>
-              <w:rPr>
-                <w:rFonts w:ascii="Calibri" w:hAnsi="Calibri"/>
-                <w:b w:val="0"/>
-                <w:color w:val="14171C"/>
-                <w:sz w:val="15"/>
-              </w:rPr>
-              <w:t>SQLite</w:t>
-            </w:r>
-          </w:p>
-        </w:tc>
-        <w:tc>
-          <w:tcPr>
-            <w:tcW w:type="dxa" w:w="3317"/>
-          </w:tcPr>
-          <w:p>
-            <w:pPr>
-              <w:spacing w:before="40" w:after="40"/>
-            </w:pPr>
-            <w:r/>
-            <w:r>
-              <w:rPr>
-                <w:rFonts w:ascii="Calibri" w:hAnsi="Calibri"/>
-                <w:b w:val="0"/>
-                <w:color w:val="14171C"/>
-                <w:sz w:val="15"/>
-              </w:rPr>
-              <w:t>Python stdlib `sqlite3`</w:t>
-            </w:r>
-          </w:p>
-        </w:tc>
-        <w:tc>
-          <w:tcPr>
-            <w:tcW w:type="dxa" w:w="3317"/>
-          </w:tcPr>
-          <w:p>
-            <w:pPr>
-              <w:spacing w:before="40" w:after="40"/>
-            </w:pPr>
-            <w:r/>
-            <w:r>
-              <w:rPr>
-                <w:rFonts w:ascii="Calibri" w:hAnsi="Calibri"/>
-                <w:b w:val="0"/>
-                <w:color w:val="14171C"/>
-                <w:sz w:val="15"/>
-              </w:rPr>
-              <w:t>assignment §V optional database; zero-config, file-based, disposable</w:t>
-            </w:r>
-          </w:p>
-        </w:tc>
-      </w:tr>
-      <w:tr>
-        <w:tc>
-          <w:tcPr>
-            <w:tcW w:type="dxa" w:w="3317"/>
-            <w:shd w:val="clear" w:color="auto" w:fill="F7F9FA"/>
-          </w:tcPr>
-          <w:p>
-            <w:pPr>
-              <w:spacing w:before="40" w:after="40"/>
-            </w:pPr>
-            <w:r/>
-            <w:r>
-              <w:rPr>
-                <w:rFonts w:ascii="Calibri" w:hAnsi="Calibri"/>
-                <w:b w:val="0"/>
-                <w:color w:val="14171C"/>
-                <w:sz w:val="15"/>
-              </w:rPr>
-              <w:t>Keccak-256 / secp256k1</w:t>
-            </w:r>
-          </w:p>
-        </w:tc>
-        <w:tc>
-          <w:tcPr>
-            <w:tcW w:type="dxa" w:w="3317"/>
-            <w:shd w:val="clear" w:color="auto" w:fill="F7F9FA"/>
-          </w:tcPr>
-          <w:p>
-            <w:pPr>
-              <w:spacing w:before="40" w:after="40"/>
-            </w:pPr>
-            <w:r/>
-            <w:r>
-              <w:rPr>
-                <w:rFonts w:ascii="Calibri" w:hAnsi="Calibri"/>
-                <w:b w:val="0"/>
-                <w:color w:val="14171C"/>
-                <w:sz w:val="15"/>
-              </w:rPr>
-              <w:t>implemented in pure Python (`backend/keccak.py`, `backend/auth.py`)</w:t>
-            </w:r>
-          </w:p>
-        </w:tc>
-        <w:tc>
-          <w:tcPr>
-            <w:tcW w:type="dxa" w:w="3317"/>
-            <w:shd w:val="clear" w:color="auto" w:fill="F7F9FA"/>
-          </w:tcPr>
-          <w:p>
-            <w:pPr>
-              <w:spacing w:before="40" w:after="40"/>
-            </w:pPr>
-            <w:r/>
-            <w:r>
-              <w:rPr>
-                <w:rFonts w:ascii="Calibri" w:hAnsi="Calibri"/>
-                <w:b w:val="0"/>
-                <w:color w:val="14171C"/>
-                <w:sz w:val="15"/>
-              </w:rPr>
-              <w:t>signature verification and event-topic derivation with **no native dependencies**, so the marker can run the backend anywhere</w:t>
-            </w:r>
-          </w:p>
-        </w:tc>
-      </w:tr>
-      <w:tr>
-        <w:tc>
-          <w:tcPr>
-            <w:tcW w:type="dxa" w:w="3317"/>
-          </w:tcPr>
-          <w:p>
-            <w:pPr>
-              <w:spacing w:before="40" w:after="40"/>
-            </w:pPr>
-            <w:r/>
-            <w:r>
-              <w:rPr>
-                <w:rFonts w:ascii="Calibri" w:hAnsi="Calibri"/>
-                <w:b w:val="0"/>
-                <w:color w:val="14171C"/>
-                <w:sz w:val="15"/>
-              </w:rPr>
-              <w:t>vanilla HTML/CSS/JS</w:t>
-            </w:r>
-          </w:p>
-        </w:tc>
-        <w:tc>
-          <w:tcPr>
-            <w:tcW w:type="dxa" w:w="3317"/>
-          </w:tcPr>
-          <w:p>
-            <w:pPr>
-              <w:spacing w:before="40" w:after="40"/>
-            </w:pPr>
-            <w:r/>
-            <w:r>
-              <w:rPr>
-                <w:rFonts w:ascii="Calibri" w:hAnsi="Calibri"/>
-                <w:b w:val="0"/>
-                <w:color w:val="14171C"/>
-                <w:sz w:val="15"/>
-              </w:rPr>
-              <w:t>no bundler, no framework</w:t>
-            </w:r>
-          </w:p>
-        </w:tc>
-        <w:tc>
-          <w:tcPr>
-            <w:tcW w:type="dxa" w:w="3317"/>
-          </w:tcPr>
-          <w:p>
-            <w:pPr>
-              <w:spacing w:before="40" w:after="40"/>
-            </w:pPr>
-            <w:r/>
-            <w:r>
-              <w:rPr>
-                <w:rFonts w:ascii="Calibri" w:hAnsi="Calibri"/>
-                <w:b w:val="0"/>
-                <w:color w:val="14171C"/>
-                <w:sz w:val="15"/>
-              </w:rPr>
-              <w:t>assignment §V; opens directly from the filesystem, nothing to install</w:t>
-            </w:r>
-          </w:p>
-        </w:tc>
-      </w:tr>
-      <w:tr>
-        <w:tc>
-          <w:tcPr>
-            <w:tcW w:type="dxa" w:w="3317"/>
-            <w:shd w:val="clear" w:color="auto" w:fill="F7F9FA"/>
-          </w:tcPr>
-          <w:p>
-            <w:pPr>
-              <w:spacing w:before="40" w:after="40"/>
-            </w:pPr>
-            <w:r/>
-            <w:r>
-              <w:rPr>
-                <w:rFonts w:ascii="Calibri" w:hAnsi="Calibri"/>
-                <w:b w:val="0"/>
-                <w:color w:val="14171C"/>
-                <w:sz w:val="15"/>
-              </w:rPr>
-              <w:t>pytest</w:t>
-            </w:r>
-          </w:p>
-        </w:tc>
-        <w:tc>
-          <w:tcPr>
-            <w:tcW w:type="dxa" w:w="3317"/>
-            <w:shd w:val="clear" w:color="auto" w:fill="F7F9FA"/>
-          </w:tcPr>
-          <w:p>
-            <w:pPr>
-              <w:spacing w:before="40" w:after="40"/>
-            </w:pPr>
-            <w:r/>
-            <w:r>
-              <w:rPr>
-                <w:rFonts w:ascii="Calibri" w:hAnsi="Calibri"/>
-                <w:b w:val="0"/>
-                <w:color w:val="14171C"/>
-                <w:sz w:val="15"/>
-              </w:rPr>
-              <w:t>bundled under `.tooling/pylibs`</w:t>
-            </w:r>
-          </w:p>
-        </w:tc>
-        <w:tc>
-          <w:tcPr>
-            <w:tcW w:type="dxa" w:w="3317"/>
-            <w:shd w:val="clear" w:color="auto" w:fill="F7F9FA"/>
-          </w:tcPr>
-          <w:p>
-            <w:pPr>
-              <w:spacing w:before="40" w:after="40"/>
-            </w:pPr>
-            <w:r/>
-            <w:r>
-              <w:rPr>
-                <w:rFonts w:ascii="Calibri" w:hAnsi="Calibri"/>
-                <w:b w:val="0"/>
-                <w:color w:val="14171C"/>
-                <w:sz w:val="15"/>
-              </w:rPr>
-              <w:t>backend unit and API tests</w:t>
-            </w:r>
-          </w:p>
-        </w:tc>
-      </w:tr>
-      <w:tr>
-        <w:tc>
-          <w:tcPr>
-            <w:tcW w:type="dxa" w:w="3317"/>
-          </w:tcPr>
-          <w:p>
-            <w:pPr>
-              <w:spacing w:before="40" w:after="40"/>
-            </w:pPr>
-            <w:r/>
-            <w:r>
-              <w:rPr>
-                <w:rFonts w:ascii="Calibri" w:hAnsi="Calibri"/>
-                <w:b w:val="0"/>
-                <w:color w:val="14171C"/>
-                <w:sz w:val="15"/>
-              </w:rPr>
-              <w:t>Pillow</w:t>
-            </w:r>
-          </w:p>
-        </w:tc>
-        <w:tc>
-          <w:tcPr>
-            <w:tcW w:type="dxa" w:w="3317"/>
-          </w:tcPr>
-          <w:p>
-            <w:pPr>
-              <w:spacing w:before="40" w:after="40"/>
-            </w:pPr>
-            <w:r/>
-            <w:r>
-              <w:rPr>
-                <w:rFonts w:ascii="Calibri" w:hAnsi="Calibri"/>
-                <w:b w:val="0"/>
-                <w:color w:val="14171C"/>
-                <w:sz w:val="15"/>
-              </w:rPr>
-              <w:t>12.3.0 (bundled Python)</w:t>
-            </w:r>
-          </w:p>
-        </w:tc>
-        <w:tc>
-          <w:tcPr>
-            <w:tcW w:type="dxa" w:w="3317"/>
-          </w:tcPr>
-          <w:p>
-            <w:pPr>
-              <w:spacing w:before="40" w:after="40"/>
-            </w:pPr>
-            <w:r/>
-            <w:r>
-              <w:rPr>
-                <w:rFonts w:ascii="Calibri" w:hAnsi="Calibri"/>
-                <w:b w:val="0"/>
-                <w:color w:val="14171C"/>
-                <w:sz w:val="15"/>
-              </w:rPr>
-              <w:t>generates the diagrams in `docs/images/` programmatically (no screenshots are fabricated)</w:t>
-            </w:r>
           </w:p>
         </w:tc>
       </w:tr>
@@ -3458,7 +3368,7 @@
           </w:tcPr>
           <w:p>
             <w:pPr>
-              <w:spacing w:before="40" w:after="40"/>
+              <w:spacing w:before="20" w:after="20"/>
             </w:pPr>
             <w:r/>
             <w:r>
@@ -3479,7 +3389,7 @@
           </w:tcPr>
           <w:p>
             <w:pPr>
-              <w:spacing w:before="40" w:after="40"/>
+              <w:spacing w:before="20" w:after="20"/>
             </w:pPr>
             <w:r/>
             <w:r>
@@ -3501,7 +3411,7 @@
           </w:tcPr>
           <w:p>
             <w:pPr>
-              <w:spacing w:before="40" w:after="40"/>
+              <w:spacing w:before="20" w:after="20"/>
             </w:pPr>
             <w:r/>
             <w:r>
@@ -3521,7 +3431,7 @@
           </w:tcPr>
           <w:p>
             <w:pPr>
-              <w:spacing w:before="40" w:after="40"/>
+              <w:spacing w:before="20" w:after="20"/>
             </w:pPr>
             <w:r/>
             <w:r>
@@ -3544,7 +3454,7 @@
           </w:tcPr>
           <w:p>
             <w:pPr>
-              <w:spacing w:before="40" w:after="40"/>
+              <w:spacing w:before="20" w:after="20"/>
             </w:pPr>
             <w:r/>
             <w:r>
@@ -3565,7 +3475,7 @@
           </w:tcPr>
           <w:p>
             <w:pPr>
-              <w:spacing w:before="40" w:after="40"/>
+              <w:spacing w:before="20" w:after="20"/>
             </w:pPr>
             <w:r/>
             <w:r>
@@ -3587,7 +3497,7 @@
           </w:tcPr>
           <w:p>
             <w:pPr>
-              <w:spacing w:before="40" w:after="40"/>
+              <w:spacing w:before="20" w:after="20"/>
             </w:pPr>
             <w:r/>
             <w:r>
@@ -3607,7 +3517,7 @@
           </w:tcPr>
           <w:p>
             <w:pPr>
-              <w:spacing w:before="40" w:after="40"/>
+              <w:spacing w:before="20" w:after="20"/>
             </w:pPr>
             <w:r/>
             <w:r>
@@ -3630,7 +3540,7 @@
           </w:tcPr>
           <w:p>
             <w:pPr>
-              <w:spacing w:before="40" w:after="40"/>
+              <w:spacing w:before="20" w:after="20"/>
             </w:pPr>
             <w:r/>
             <w:r>
@@ -3651,17 +3561,26 @@
           </w:tcPr>
           <w:p>
             <w:pPr>
-              <w:spacing w:before="40" w:after="40"/>
+              <w:spacing w:before="20" w:after="20"/>
             </w:pPr>
             <w:r/>
             <w:r>
               <w:rPr>
+                <w:rFonts w:ascii="Consolas" w:hAnsi="Consolas"/>
+                <w:b w:val="0"/>
+                <w:color w:val="14171C"/>
+                <w:sz w:val="15"/>
+              </w:rPr>
+              <w:t>setParams</w:t>
+            </w:r>
+            <w:r>
+              <w:rPr>
                 <w:rFonts w:ascii="Calibri" w:hAnsi="Calibri"/>
                 <w:b w:val="0"/>
                 <w:color w:val="14171C"/>
                 <w:sz w:val="15"/>
               </w:rPr>
-              <w:t>`setParams` cannot set a fee that drains principal</w:t>
+              <w:t xml:space="preserve"> cannot set a fee that drains principal</w:t>
             </w:r>
           </w:p>
         </w:tc>
@@ -3673,7 +3592,7 @@
           </w:tcPr>
           <w:p>
             <w:pPr>
-              <w:spacing w:before="40" w:after="40"/>
+              <w:spacing w:before="20" w:after="20"/>
             </w:pPr>
             <w:r/>
             <w:r>
@@ -3693,17 +3612,44 @@
           </w:tcPr>
           <w:p>
             <w:pPr>
-              <w:spacing w:before="40" w:after="40"/>
+              <w:spacing w:before="20" w:after="20"/>
             </w:pPr>
             <w:r/>
             <w:r>
               <w:rPr>
+                <w:rFonts w:ascii="Consolas" w:hAnsi="Consolas"/>
+                <w:b w:val="0"/>
+                <w:color w:val="14171C"/>
+                <w:sz w:val="15"/>
+              </w:rPr>
+              <w:t>claimTreasury</w:t>
+            </w:r>
+            <w:r>
+              <w:rPr>
                 <w:rFonts w:ascii="Calibri" w:hAnsi="Calibri"/>
                 <w:b w:val="0"/>
                 <w:color w:val="14171C"/>
                 <w:sz w:val="15"/>
               </w:rPr>
-              <w:t>`claimTreasury` is limited to `treasuryBalance`, itself bounded by realised interest</w:t>
+              <w:t xml:space="preserve"> is limited to </w:t>
+            </w:r>
+            <w:r>
+              <w:rPr>
+                <w:rFonts w:ascii="Consolas" w:hAnsi="Consolas"/>
+                <w:b w:val="0"/>
+                <w:color w:val="14171C"/>
+                <w:sz w:val="15"/>
+              </w:rPr>
+              <w:t>treasuryBalance</w:t>
+            </w:r>
+            <w:r>
+              <w:rPr>
+                <w:rFonts w:ascii="Calibri" w:hAnsi="Calibri"/>
+                <w:b w:val="0"/>
+                <w:color w:val="14171C"/>
+                <w:sz w:val="15"/>
+              </w:rPr>
+              <w:t>, itself bounded by realised interest</w:t>
             </w:r>
           </w:p>
         </w:tc>
@@ -3961,324 +3907,15 @@
         <w:t xml:space="preserve"> ledger, which is what makes the DApp fully demonstrable with no wallet and no testnet funds; a badge and a banner mark every demo surface so the two modes cannot be confused.</w:t>
       </w:r>
     </w:p>
-    <w:tbl>
-      <w:tblPr>
-        <w:tblStyle w:val="TableGrid"/>
-        <w:tblW w:type="auto" w:w="0"/>
-        <w:jc w:val="center"/>
-        <w:tblLook w:firstColumn="1" w:firstRow="1" w:lastColumn="0" w:lastRow="0" w:noHBand="0" w:noVBand="1" w:val="04A0"/>
-      </w:tblPr>
-      <w:tblGrid>
-        <w:gridCol w:w="4975"/>
-        <w:gridCol w:w="4975"/>
-      </w:tblGrid>
-      <w:tr>
-        <w:tc>
-          <w:tcPr>
-            <w:tcW w:type="dxa" w:w="4975"/>
-            <w:shd w:val="clear" w:color="auto" w:fill="E8F1EF"/>
-          </w:tcPr>
-          <w:p>
-            <w:pPr>
-              <w:spacing w:before="40" w:after="40"/>
-            </w:pPr>
-            <w:r/>
-            <w:r>
-              <w:rPr>
-                <w:rFonts w:ascii="Calibri" w:hAnsi="Calibri"/>
-                <w:b/>
-                <w:color w:val="14171C"/>
-                <w:sz w:val="15"/>
-              </w:rPr>
-              <w:t>Panel</w:t>
-            </w:r>
-          </w:p>
-        </w:tc>
-        <w:tc>
-          <w:tcPr>
-            <w:tcW w:type="dxa" w:w="4975"/>
-            <w:shd w:val="clear" w:color="auto" w:fill="E8F1EF"/>
-          </w:tcPr>
-          <w:p>
-            <w:pPr>
-              <w:spacing w:before="40" w:after="40"/>
-            </w:pPr>
-            <w:r/>
-            <w:r>
-              <w:rPr>
-                <w:rFonts w:ascii="Calibri" w:hAnsi="Calibri"/>
-                <w:b/>
-                <w:color w:val="14171C"/>
-                <w:sz w:val="15"/>
-              </w:rPr>
-              <w:t>Purpose</w:t>
-            </w:r>
-          </w:p>
-        </w:tc>
-      </w:tr>
-      <w:tr>
-        <w:tc>
-          <w:tcPr>
-            <w:tcW w:type="dxa" w:w="4975"/>
-          </w:tcPr>
-          <w:p>
-            <w:pPr>
-              <w:spacing w:before="40" w:after="40"/>
-            </w:pPr>
-            <w:r/>
-            <w:r>
-              <w:rPr>
-                <w:rFonts w:ascii="Calibri" w:hAnsi="Calibri"/>
-                <w:b w:val="0"/>
-                <w:color w:val="14171C"/>
-                <w:sz w:val="15"/>
-              </w:rPr>
-              <w:t>Pool instrument</w:t>
-            </w:r>
-          </w:p>
-        </w:tc>
-        <w:tc>
-          <w:tcPr>
-            <w:tcW w:type="dxa" w:w="4975"/>
-          </w:tcPr>
-          <w:p>
-            <w:pPr>
-              <w:spacing w:before="40" w:after="40"/>
-            </w:pPr>
-            <w:r/>
-            <w:r>
-              <w:rPr>
-                <w:rFonts w:ascii="Calibri" w:hAnsi="Calibri"/>
-                <w:b w:val="0"/>
-                <w:color w:val="14171C"/>
-                <w:sz w:val="15"/>
-              </w:rPr>
-              <w:t>utilisation gauge, borrowed vs available, share price</w:t>
-            </w:r>
-          </w:p>
-        </w:tc>
-      </w:tr>
-      <w:tr>
-        <w:tc>
-          <w:tcPr>
-            <w:tcW w:type="dxa" w:w="4975"/>
-            <w:shd w:val="clear" w:color="auto" w:fill="F7F9FA"/>
-          </w:tcPr>
-          <w:p>
-            <w:pPr>
-              <w:spacing w:before="40" w:after="40"/>
-            </w:pPr>
-            <w:r/>
-            <w:r>
-              <w:rPr>
-                <w:rFonts w:ascii="Calibri" w:hAnsi="Calibri"/>
-                <w:b w:val="0"/>
-                <w:color w:val="14171C"/>
-                <w:sz w:val="15"/>
-              </w:rPr>
-              <w:t>Supply / withdraw</w:t>
-            </w:r>
-          </w:p>
-        </w:tc>
-        <w:tc>
-          <w:tcPr>
-            <w:tcW w:type="dxa" w:w="4975"/>
-            <w:shd w:val="clear" w:color="auto" w:fill="F7F9FA"/>
-          </w:tcPr>
-          <w:p>
-            <w:pPr>
-              <w:spacing w:before="40" w:after="40"/>
-            </w:pPr>
-            <w:r/>
-            <w:r>
-              <w:rPr>
-                <w:rFonts w:ascii="Calibri" w:hAnsi="Calibri"/>
-                <w:b w:val="0"/>
-                <w:color w:val="14171C"/>
-                <w:sz w:val="15"/>
-              </w:rPr>
-              <w:t>deposit ETH, mint shares, redeem against free liquidity</w:t>
-            </w:r>
-          </w:p>
-        </w:tc>
-      </w:tr>
-      <w:tr>
-        <w:tc>
-          <w:tcPr>
-            <w:tcW w:type="dxa" w:w="4975"/>
-          </w:tcPr>
-          <w:p>
-            <w:pPr>
-              <w:spacing w:before="40" w:after="40"/>
-            </w:pPr>
-            <w:r/>
-            <w:r>
-              <w:rPr>
-                <w:rFonts w:ascii="Calibri" w:hAnsi="Calibri"/>
-                <w:b w:val="0"/>
-                <w:color w:val="14171C"/>
-                <w:sz w:val="15"/>
-              </w:rPr>
-              <w:t>Open a loan</w:t>
-            </w:r>
-          </w:p>
-        </w:tc>
-        <w:tc>
-          <w:tcPr>
-            <w:tcW w:type="dxa" w:w="4975"/>
-          </w:tcPr>
-          <w:p>
-            <w:pPr>
-              <w:spacing w:before="40" w:after="40"/>
-            </w:pPr>
-            <w:r/>
-            <w:r>
-              <w:rPr>
-                <w:rFonts w:ascii="Calibri" w:hAnsi="Calibri"/>
-                <w:b w:val="0"/>
-                <w:color w:val="14171C"/>
-                <w:sz w:val="15"/>
-              </w:rPr>
-              <w:t>principal, rate, term and collateral with a live quote and validation</w:t>
-            </w:r>
-          </w:p>
-        </w:tc>
-      </w:tr>
-      <w:tr>
-        <w:tc>
-          <w:tcPr>
-            <w:tcW w:type="dxa" w:w="4975"/>
-            <w:shd w:val="clear" w:color="auto" w:fill="F7F9FA"/>
-          </w:tcPr>
-          <w:p>
-            <w:pPr>
-              <w:spacing w:before="40" w:after="40"/>
-            </w:pPr>
-            <w:r/>
-            <w:r>
-              <w:rPr>
-                <w:rFonts w:ascii="Calibri" w:hAnsi="Calibri"/>
-                <w:b w:val="0"/>
-                <w:color w:val="14171C"/>
-                <w:sz w:val="15"/>
-              </w:rPr>
-              <w:t>Loan book</w:t>
-            </w:r>
-          </w:p>
-        </w:tc>
-        <w:tc>
-          <w:tcPr>
-            <w:tcW w:type="dxa" w:w="4975"/>
-            <w:shd w:val="clear" w:color="auto" w:fill="F7F9FA"/>
-          </w:tcPr>
-          <w:p>
-            <w:pPr>
-              <w:spacing w:before="40" w:after="40"/>
-            </w:pPr>
-            <w:r/>
-            <w:r>
-              <w:rPr>
-                <w:rFonts w:ascii="Calibri" w:hAnsi="Calibri"/>
-                <w:b w:val="0"/>
-                <w:color w:val="14171C"/>
-                <w:sz w:val="15"/>
-              </w:rPr>
-              <w:t>every loan with status, live amount due and the actions its state allows</w:t>
-            </w:r>
-          </w:p>
-        </w:tc>
-      </w:tr>
-      <w:tr>
-        <w:tc>
-          <w:tcPr>
-            <w:tcW w:type="dxa" w:w="4975"/>
-          </w:tcPr>
-          <w:p>
-            <w:pPr>
-              <w:spacing w:before="40" w:after="40"/>
-            </w:pPr>
-            <w:r/>
-            <w:r>
-              <w:rPr>
-                <w:rFonts w:ascii="Calibri" w:hAnsi="Calibri"/>
-                <w:b w:val="0"/>
-                <w:color w:val="14171C"/>
-                <w:sz w:val="15"/>
-              </w:rPr>
-              <w:t>Position and history</w:t>
-            </w:r>
-          </w:p>
-        </w:tc>
-        <w:tc>
-          <w:tcPr>
-            <w:tcW w:type="dxa" w:w="4975"/>
-          </w:tcPr>
-          <w:p>
-            <w:pPr>
-              <w:spacing w:before="40" w:after="40"/>
-            </w:pPr>
-            <w:r/>
-            <w:r>
-              <w:rPr>
-                <w:rFonts w:ascii="Calibri" w:hAnsi="Calibri"/>
-                <w:b w:val="0"/>
-                <w:color w:val="14171C"/>
-                <w:sz w:val="15"/>
-              </w:rPr>
-              <w:t>the connected account's claims, plus the indexed transaction log</w:t>
-            </w:r>
-          </w:p>
-        </w:tc>
-      </w:tr>
-      <w:tr>
-        <w:tc>
-          <w:tcPr>
-            <w:tcW w:type="dxa" w:w="4975"/>
-            <w:shd w:val="clear" w:color="auto" w:fill="F7F9FA"/>
-          </w:tcPr>
-          <w:p>
-            <w:pPr>
-              <w:spacing w:before="40" w:after="40"/>
-            </w:pPr>
-            <w:r/>
-            <w:r>
-              <w:rPr>
-                <w:rFonts w:ascii="Calibri" w:hAnsi="Calibri"/>
-                <w:b w:val="0"/>
-                <w:color w:val="14171C"/>
-                <w:sz w:val="15"/>
-              </w:rPr>
-              <w:t>Protocol parameters</w:t>
-            </w:r>
-          </w:p>
-        </w:tc>
-        <w:tc>
-          <w:tcPr>
-            <w:tcW w:type="dxa" w:w="4975"/>
-            <w:shd w:val="clear" w:color="auto" w:fill="F7F9FA"/>
-          </w:tcPr>
-          <w:p>
-            <w:pPr>
-              <w:spacing w:before="40" w:after="40"/>
-            </w:pPr>
-            <w:r/>
-            <w:r>
-              <w:rPr>
-                <w:rFonts w:ascii="Calibri" w:hAnsi="Calibri"/>
-                <w:b w:val="0"/>
-                <w:color w:val="14171C"/>
-                <w:sz w:val="15"/>
-              </w:rPr>
-              <w:t>owner-only parameter, pause and treasury controls, disabled for others</w:t>
-            </w:r>
-          </w:p>
-        </w:tc>
-      </w:tr>
-    </w:tbl>
     <w:p>
-      <w:pPr>
-        <w:spacing w:after="80"/>
-      </w:pPr>
+      <w:r>
+        <w:rPr>
+          <w:rFonts w:ascii="Calibri" w:hAnsi="Calibri"/>
+          <w:color w:val="14171C"/>
+          <w:sz w:val="21"/>
+        </w:rPr>
+        <w:t>Six panels cover the whole protocol: a pool instrument (utilisation, borrowed vs available, share price), supply/withdraw, a loan form with a live quote and validation, the loan book with the actions each state allows, the connected account's position and the indexed history, and owner-only parameter controls that are disabled for everyone else.</w:t>
+      </w:r>
     </w:p>
     <w:p>
       <w:pPr>
@@ -4338,7 +3975,7 @@
       <w:r>
         <w:drawing>
           <wp:inline xmlns:a="http://schemas.openxmlformats.org/drawingml/2006/main" xmlns:pic="http://schemas.openxmlformats.org/drawingml/2006/picture">
-            <wp:extent cx="2984601" cy="2331720"/>
+            <wp:extent cx="2340864" cy="1828800"/>
             <wp:docPr id="1" name="Picture 1"/>
             <wp:cNvGraphicFramePr>
               <a:graphicFrameLocks noChangeAspect="1"/>
@@ -4359,7 +3996,7 @@
                   <pic:spPr>
                     <a:xfrm>
                       <a:off x="0" y="0"/>
-                      <a:ext cx="2984601" cy="2331720"/>
+                      <a:ext cx="2340864" cy="1828800"/>
                     </a:xfrm>
                     <a:prstGeom prst="rect"/>
                   </pic:spPr>
@@ -4415,7 +4052,7 @@
           </w:tcPr>
           <w:p>
             <w:pPr>
-              <w:spacing w:before="40" w:after="40"/>
+              <w:spacing w:before="20" w:after="20"/>
             </w:pPr>
             <w:r/>
             <w:r>
@@ -4436,7 +4073,7 @@
           </w:tcPr>
           <w:p>
             <w:pPr>
-              <w:spacing w:before="40" w:after="40"/>
+              <w:spacing w:before="20" w:after="20"/>
             </w:pPr>
             <w:r/>
             <w:r>
@@ -4457,7 +4094,7 @@
           </w:tcPr>
           <w:p>
             <w:pPr>
-              <w:spacing w:before="40" w:after="40"/>
+              <w:spacing w:before="20" w:after="20"/>
             </w:pPr>
             <w:r/>
             <w:r>
@@ -4479,7 +4116,7 @@
           </w:tcPr>
           <w:p>
             <w:pPr>
-              <w:spacing w:before="40" w:after="40"/>
+              <w:spacing w:before="20" w:after="20"/>
             </w:pPr>
             <w:r/>
             <w:r>
@@ -4499,17 +4136,17 @@
           </w:tcPr>
           <w:p>
             <w:pPr>
-              <w:spacing w:before="40" w:after="40"/>
+              <w:spacing w:before="20" w:after="20"/>
             </w:pPr>
             <w:r/>
             <w:r>
               <w:rPr>
-                <w:rFonts w:ascii="Calibri" w:hAnsi="Calibri"/>
+                <w:rFonts w:ascii="Consolas" w:hAnsi="Consolas"/>
                 <w:b w:val="0"/>
                 <w:color w:val="14171C"/>
                 <w:sz w:val="15"/>
               </w:rPr>
-              <w:t>`frontend/screenshots/ui-1920.png`</w:t>
+              <w:t>frontend/screenshots/ui-1920.png</w:t>
             </w:r>
           </w:p>
         </w:tc>
@@ -4519,7 +4156,7 @@
           </w:tcPr>
           <w:p>
             <w:pPr>
-              <w:spacing w:before="40" w:after="40"/>
+              <w:spacing w:before="20" w:after="20"/>
             </w:pPr>
             <w:r/>
             <w:r>
@@ -4542,7 +4179,7 @@
           </w:tcPr>
           <w:p>
             <w:pPr>
-              <w:spacing w:before="40" w:after="40"/>
+              <w:spacing w:before="20" w:after="20"/>
             </w:pPr>
             <w:r/>
             <w:r>
@@ -4563,17 +4200,17 @@
           </w:tcPr>
           <w:p>
             <w:pPr>
-              <w:spacing w:before="40" w:after="40"/>
+              <w:spacing w:before="20" w:after="20"/>
             </w:pPr>
             <w:r/>
             <w:r>
               <w:rPr>
-                <w:rFonts w:ascii="Calibri" w:hAnsi="Calibri"/>
+                <w:rFonts w:ascii="Consolas" w:hAnsi="Consolas"/>
                 <w:b w:val="0"/>
                 <w:color w:val="14171C"/>
                 <w:sz w:val="15"/>
               </w:rPr>
-              <w:t>`frontend/screenshots/ui-1440.png`</w:t>
+              <w:t>frontend/screenshots/ui-1440.png</w:t>
             </w:r>
           </w:p>
         </w:tc>
@@ -4584,7 +4221,7 @@
           </w:tcPr>
           <w:p>
             <w:pPr>
-              <w:spacing w:before="40" w:after="40"/>
+              <w:spacing w:before="20" w:after="20"/>
             </w:pPr>
             <w:r/>
             <w:r>
@@ -4606,7 +4243,7 @@
           </w:tcPr>
           <w:p>
             <w:pPr>
-              <w:spacing w:before="40" w:after="40"/>
+              <w:spacing w:before="20" w:after="20"/>
             </w:pPr>
             <w:r/>
             <w:r>
@@ -4626,17 +4263,17 @@
           </w:tcPr>
           <w:p>
             <w:pPr>
-              <w:spacing w:before="40" w:after="40"/>
+              <w:spacing w:before="20" w:after="20"/>
             </w:pPr>
             <w:r/>
             <w:r>
               <w:rPr>
-                <w:rFonts w:ascii="Calibri" w:hAnsi="Calibri"/>
+                <w:rFonts w:ascii="Consolas" w:hAnsi="Consolas"/>
                 <w:b w:val="0"/>
                 <w:color w:val="14171C"/>
                 <w:sz w:val="15"/>
               </w:rPr>
-              <w:t>`frontend/screenshots/ui-1280.png`</w:t>
+              <w:t>frontend/screenshots/ui-1280.png</w:t>
             </w:r>
           </w:p>
         </w:tc>
@@ -4646,7 +4283,7 @@
           </w:tcPr>
           <w:p>
             <w:pPr>
-              <w:spacing w:before="40" w:after="40"/>
+              <w:spacing w:before="20" w:after="20"/>
             </w:pPr>
             <w:r/>
             <w:r>
@@ -4895,7 +4532,7 @@
           </w:tcPr>
           <w:p>
             <w:pPr>
-              <w:spacing w:before="40" w:after="40"/>
+              <w:spacing w:before="20" w:after="20"/>
             </w:pPr>
             <w:r/>
             <w:r>
@@ -4916,7 +4553,7 @@
           </w:tcPr>
           <w:p>
             <w:pPr>
-              <w:spacing w:before="40" w:after="40"/>
+              <w:spacing w:before="20" w:after="20"/>
             </w:pPr>
             <w:r/>
             <w:r>
@@ -4938,7 +4575,7 @@
           </w:tcPr>
           <w:p>
             <w:pPr>
-              <w:spacing w:before="40" w:after="40"/>
+              <w:spacing w:before="20" w:after="20"/>
             </w:pPr>
             <w:r/>
             <w:r>
@@ -4958,17 +4595,17 @@
           </w:tcPr>
           <w:p>
             <w:pPr>
-              <w:spacing w:before="40" w:after="40"/>
+              <w:spacing w:before="20" w:after="20"/>
             </w:pPr>
             <w:r/>
             <w:r>
               <w:rPr>
-                <w:rFonts w:ascii="Calibri" w:hAnsi="Calibri"/>
+                <w:rFonts w:ascii="Consolas" w:hAnsi="Consolas"/>
                 <w:b w:val="0"/>
                 <w:color w:val="14171C"/>
                 <w:sz w:val="15"/>
               </w:rPr>
-              <w:t>`MicroLendPool`</w:t>
+              <w:t>MicroLendPool</w:t>
             </w:r>
           </w:p>
         </w:tc>
@@ -4981,7 +4618,7 @@
           </w:tcPr>
           <w:p>
             <w:pPr>
-              <w:spacing w:before="40" w:after="40"/>
+              <w:spacing w:before="20" w:after="20"/>
             </w:pPr>
             <w:r/>
             <w:r>
@@ -5002,17 +4639,18 @@
           </w:tcPr>
           <w:p>
             <w:pPr>
-              <w:spacing w:before="40" w:after="40"/>
+              <w:spacing w:before="20" w:after="20"/>
             </w:pPr>
             <w:r/>
             <w:r>
               <w:rPr>
                 <w:rFonts w:ascii="Calibri" w:hAnsi="Calibri"/>
                 <w:b w:val="0"/>
-                <w:color w:val="14171C"/>
+                <w:color w:val="0B5F53"/>
                 <w:sz w:val="15"/>
-              </w:rPr>
-              <w:t>[`0xECDaCA02f7646A8182A57c6520318D0FebC8bDCA`](https://sepolia.etherscan.io/address/0xECDaCA02f7646A8182A57c6520318D0FebC8bDCA)</w:t>
+                <w:u w:val="single"/>
+              </w:rPr>
+              <w:t>`0xECDaCA02f7646A8182A57c6520318D0FebC8bDCA`</w:t>
             </w:r>
           </w:p>
         </w:tc>
@@ -5024,7 +4662,7 @@
           </w:tcPr>
           <w:p>
             <w:pPr>
-              <w:spacing w:before="40" w:after="40"/>
+              <w:spacing w:before="20" w:after="20"/>
             </w:pPr>
             <w:r/>
             <w:r>
@@ -5044,17 +4682,27 @@
           </w:tcPr>
           <w:p>
             <w:pPr>
-              <w:spacing w:before="40" w:after="40"/>
+              <w:spacing w:before="20" w:after="20"/>
             </w:pPr>
             <w:r/>
             <w:r>
               <w:rPr>
                 <w:rFonts w:ascii="Calibri" w:hAnsi="Calibri"/>
                 <w:b w:val="0"/>
-                <w:color w:val="14171C"/>
+                <w:color w:val="0B5F53"/>
                 <w:sz w:val="15"/>
-              </w:rPr>
-              <w:t>[`0x759173a5ac316e187b…`](https://sepolia.etherscan.io/tx/0x759173a5ac316e187b6c0a62fe27a95353825aaaf68ff2c84787b8f733c15d21) — block 11919472, 20 438 889 gas</w:t>
+                <w:u w:val="single"/>
+              </w:rPr>
+              <w:t>`0x759173a5ac316e187b…`</w:t>
+            </w:r>
+            <w:r>
+              <w:rPr>
+                <w:rFonts w:ascii="Calibri" w:hAnsi="Calibri"/>
+                <w:b w:val="0"/>
+                <w:color w:val="14171C"/>
+                <w:sz w:val="15"/>
+              </w:rPr>
+              <w:t xml:space="preserve"> — block 11919472, 20 438 889 gas</w:t>
             </w:r>
           </w:p>
         </w:tc>
@@ -5067,17 +4715,26 @@
           </w:tcPr>
           <w:p>
             <w:pPr>
-              <w:spacing w:before="40" w:after="40"/>
+              <w:spacing w:before="20" w:after="20"/>
             </w:pPr>
             <w:r/>
             <w:r>
               <w:rPr>
+                <w:rFonts w:ascii="Consolas" w:hAnsi="Consolas"/>
+                <w:b w:val="0"/>
+                <w:color w:val="14171C"/>
+                <w:sz w:val="15"/>
+              </w:rPr>
+              <w:t>initialize</w:t>
+            </w:r>
+            <w:r>
+              <w:rPr>
                 <w:rFonts w:ascii="Calibri" w:hAnsi="Calibri"/>
                 <w:b w:val="0"/>
                 <w:color w:val="14171C"/>
                 <w:sz w:val="15"/>
               </w:rPr>
-              <w:t>`initialize` transaction</w:t>
+              <w:t xml:space="preserve"> transaction</w:t>
             </w:r>
           </w:p>
         </w:tc>
@@ -5088,17 +4745,18 @@
           </w:tcPr>
           <w:p>
             <w:pPr>
-              <w:spacing w:before="40" w:after="40"/>
+              <w:spacing w:before="20" w:after="20"/>
             </w:pPr>
             <w:r/>
             <w:r>
               <w:rPr>
                 <w:rFonts w:ascii="Calibri" w:hAnsi="Calibri"/>
                 <w:b w:val="0"/>
-                <w:color w:val="14171C"/>
+                <w:color w:val="0B5F53"/>
                 <w:sz w:val="15"/>
-              </w:rPr>
-              <w:t>[`0x34df592fde85eccebb…`](https://sepolia.etherscan.io/tx/0x34df592fde85eccebb7e3b106d2fbedff6d3b54ac74c6d55a0b190f4b6f13d89)</w:t>
+                <w:u w:val="single"/>
+              </w:rPr>
+              <w:t>`0x34df592fde85eccebb…`</w:t>
             </w:r>
           </w:p>
         </w:tc>
@@ -5110,7 +4768,7 @@
           </w:tcPr>
           <w:p>
             <w:pPr>
-              <w:spacing w:before="40" w:after="40"/>
+              <w:spacing w:before="20" w:after="20"/>
             </w:pPr>
             <w:r/>
             <w:r>
@@ -5130,17 +4788,17 @@
           </w:tcPr>
           <w:p>
             <w:pPr>
-              <w:spacing w:before="40" w:after="40"/>
+              <w:spacing w:before="20" w:after="20"/>
             </w:pPr>
             <w:r/>
             <w:r>
               <w:rPr>
-                <w:rFonts w:ascii="Calibri" w:hAnsi="Calibri"/>
+                <w:rFonts w:ascii="Consolas" w:hAnsi="Consolas"/>
                 <w:b w:val="0"/>
                 <w:color w:val="14171C"/>
                 <w:sz w:val="15"/>
               </w:rPr>
-              <w:t>`0x4a1576ec3d221D65E4645aec7D9929D7C29429f4`</w:t>
+              <w:t>0x4a1576ec3d221D65E4645aec7D9929D7C29429f4</w:t>
             </w:r>
           </w:p>
         </w:tc>
@@ -5153,7 +4811,7 @@
           </w:tcPr>
           <w:p>
             <w:pPr>
-              <w:spacing w:before="40" w:after="40"/>
+              <w:spacing w:before="20" w:after="20"/>
             </w:pPr>
             <w:r/>
             <w:r>
@@ -5174,17 +4832,17 @@
           </w:tcPr>
           <w:p>
             <w:pPr>
-              <w:spacing w:before="40" w:after="40"/>
+              <w:spacing w:before="20" w:after="20"/>
             </w:pPr>
             <w:r/>
             <w:r>
               <w:rPr>
-                <w:rFonts w:ascii="Calibri" w:hAnsi="Calibri"/>
+                <w:rFonts w:ascii="Consolas" w:hAnsi="Consolas"/>
                 <w:b w:val="0"/>
                 <w:color w:val="14171C"/>
                 <w:sz w:val="15"/>
               </w:rPr>
-              <w:t>`e26e720a9c2eb75175679abb4a9f71cb403cfd466d3cd99fe547df8131964657`</w:t>
+              <w:t>e26e720a9c2eb75175679abb4a9f71cb403cfd466d3cd99fe547df8131964657</w:t>
             </w:r>
           </w:p>
         </w:tc>
@@ -5196,7 +4854,7 @@
           </w:tcPr>
           <w:p>
             <w:pPr>
-              <w:spacing w:before="40" w:after="40"/>
+              <w:spacing w:before="20" w:after="20"/>
             </w:pPr>
             <w:r/>
             <w:r>
@@ -5216,7 +4874,7 @@
           </w:tcPr>
           <w:p>
             <w:pPr>
-              <w:spacing w:before="40" w:after="40"/>
+              <w:spacing w:before="20" w:after="20"/>
             </w:pPr>
             <w:r/>
             <w:r>
@@ -5226,7 +4884,88 @@
                 <w:color w:val="14171C"/>
                 <w:sz w:val="15"/>
               </w:rPr>
-              <w:t>bytecode 12 370 bytes; `initialized() == true`; `minCollateralBps == 10000`; `feeBps == 1000`; `penaltyBps == 500`; `loanCount == 0`</w:t>
+              <w:t xml:space="preserve">bytecode 12 370 bytes; </w:t>
+            </w:r>
+            <w:r>
+              <w:rPr>
+                <w:rFonts w:ascii="Consolas" w:hAnsi="Consolas"/>
+                <w:b w:val="0"/>
+                <w:color w:val="14171C"/>
+                <w:sz w:val="15"/>
+              </w:rPr>
+              <w:t>initialized() == true</w:t>
+            </w:r>
+            <w:r>
+              <w:rPr>
+                <w:rFonts w:ascii="Calibri" w:hAnsi="Calibri"/>
+                <w:b w:val="0"/>
+                <w:color w:val="14171C"/>
+                <w:sz w:val="15"/>
+              </w:rPr>
+              <w:t xml:space="preserve">; </w:t>
+            </w:r>
+            <w:r>
+              <w:rPr>
+                <w:rFonts w:ascii="Consolas" w:hAnsi="Consolas"/>
+                <w:b w:val="0"/>
+                <w:color w:val="14171C"/>
+                <w:sz w:val="15"/>
+              </w:rPr>
+              <w:t>minCollateralBps == 10000</w:t>
+            </w:r>
+            <w:r>
+              <w:rPr>
+                <w:rFonts w:ascii="Calibri" w:hAnsi="Calibri"/>
+                <w:b w:val="0"/>
+                <w:color w:val="14171C"/>
+                <w:sz w:val="15"/>
+              </w:rPr>
+              <w:t xml:space="preserve">; </w:t>
+            </w:r>
+            <w:r>
+              <w:rPr>
+                <w:rFonts w:ascii="Consolas" w:hAnsi="Consolas"/>
+                <w:b w:val="0"/>
+                <w:color w:val="14171C"/>
+                <w:sz w:val="15"/>
+              </w:rPr>
+              <w:t>feeBps == 1000</w:t>
+            </w:r>
+            <w:r>
+              <w:rPr>
+                <w:rFonts w:ascii="Calibri" w:hAnsi="Calibri"/>
+                <w:b w:val="0"/>
+                <w:color w:val="14171C"/>
+                <w:sz w:val="15"/>
+              </w:rPr>
+              <w:t xml:space="preserve">; </w:t>
+            </w:r>
+            <w:r>
+              <w:rPr>
+                <w:rFonts w:ascii="Consolas" w:hAnsi="Consolas"/>
+                <w:b w:val="0"/>
+                <w:color w:val="14171C"/>
+                <w:sz w:val="15"/>
+              </w:rPr>
+              <w:t>penaltyBps == 500</w:t>
+            </w:r>
+            <w:r>
+              <w:rPr>
+                <w:rFonts w:ascii="Calibri" w:hAnsi="Calibri"/>
+                <w:b w:val="0"/>
+                <w:color w:val="14171C"/>
+                <w:sz w:val="15"/>
+              </w:rPr>
+              <w:t xml:space="preserve">; </w:t>
+            </w:r>
+            <w:r>
+              <w:rPr>
+                <w:rFonts w:ascii="Consolas" w:hAnsi="Consolas"/>
+                <w:b w:val="0"/>
+                <w:color w:val="14171C"/>
+                <w:sz w:val="15"/>
+              </w:rPr>
+              <w:t>loanCount == 0</w:t>
             </w:r>
           </w:p>
         </w:tc>
@@ -5245,7 +4984,7 @@
       <w:r>
         <w:drawing>
           <wp:inline xmlns:a="http://schemas.openxmlformats.org/drawingml/2006/main" xmlns:pic="http://schemas.openxmlformats.org/drawingml/2006/picture">
-            <wp:extent cx="3976783" cy="2331720"/>
+            <wp:extent cx="3119045" cy="1828799"/>
             <wp:docPr id="2" name="Picture 2"/>
             <wp:cNvGraphicFramePr>
               <a:graphicFrameLocks noChangeAspect="1"/>
@@ -5266,7 +5005,7 @@
                   <pic:spPr>
                     <a:xfrm>
                       <a:off x="0" y="0"/>
-                      <a:ext cx="3976783" cy="2331720"/>
+                      <a:ext cx="3119045" cy="1828799"/>
                     </a:xfrm>
                     <a:prstGeom prst="rect"/>
                   </pic:spPr>
@@ -5367,6 +5106,1123 @@
     </w:p>
     <w:p>
       <w:pPr>
+        <w:pStyle w:val="Heading3"/>
+      </w:pPr>
+      <w:r>
+        <w:t>8.2 Hosted deployment (Render)</w:t>
+      </w:r>
+    </w:p>
+    <w:p>
+      <w:r>
+        <w:rPr>
+          <w:rFonts w:ascii="Calibri" w:hAnsi="Calibri"/>
+          <w:color w:val="14171C"/>
+          <w:sz w:val="21"/>
+        </w:rPr>
+        <w:t>The submission is also deployed as a hosted demo so the marker can use the DApp without a wallet, a local toolchain or testnet funds. The source is public on GitHub and Render rebuilds both services on every push.</w:t>
+      </w:r>
+    </w:p>
+    <w:tbl>
+      <w:tblPr>
+        <w:tblStyle w:val="TableGrid"/>
+        <w:tblW w:type="auto" w:w="0"/>
+        <w:jc w:val="center"/>
+        <w:tblLook w:firstColumn="1" w:firstRow="1" w:lastColumn="0" w:lastRow="0" w:noHBand="0" w:noVBand="1" w:val="04A0"/>
+      </w:tblPr>
+      <w:tblGrid>
+        <w:gridCol w:w="3317"/>
+        <w:gridCol w:w="3317"/>
+        <w:gridCol w:w="3317"/>
+      </w:tblGrid>
+      <w:tr>
+        <w:tc>
+          <w:tcPr>
+            <w:tcW w:type="dxa" w:w="3317"/>
+            <w:shd w:val="clear" w:color="auto" w:fill="E8F1EF"/>
+          </w:tcPr>
+          <w:p>
+            <w:pPr>
+              <w:spacing w:before="20" w:after="20"/>
+            </w:pPr>
+            <w:r/>
+            <w:r>
+              <w:rPr>
+                <w:rFonts w:ascii="Calibri" w:hAnsi="Calibri"/>
+                <w:b/>
+                <w:color w:val="14171C"/>
+                <w:sz w:val="15"/>
+              </w:rPr>
+              <w:t>Component</w:t>
+            </w:r>
+          </w:p>
+        </w:tc>
+        <w:tc>
+          <w:tcPr>
+            <w:tcW w:type="dxa" w:w="3317"/>
+            <w:shd w:val="clear" w:color="auto" w:fill="E8F1EF"/>
+          </w:tcPr>
+          <w:p>
+            <w:pPr>
+              <w:spacing w:before="20" w:after="20"/>
+            </w:pPr>
+            <w:r/>
+            <w:r>
+              <w:rPr>
+                <w:rFonts w:ascii="Calibri" w:hAnsi="Calibri"/>
+                <w:b/>
+                <w:color w:val="14171C"/>
+                <w:sz w:val="15"/>
+              </w:rPr>
+              <w:t>URL</w:t>
+            </w:r>
+          </w:p>
+        </w:tc>
+        <w:tc>
+          <w:tcPr>
+            <w:tcW w:type="dxa" w:w="3317"/>
+            <w:shd w:val="clear" w:color="auto" w:fill="E8F1EF"/>
+          </w:tcPr>
+          <w:p>
+            <w:pPr>
+              <w:spacing w:before="20" w:after="20"/>
+            </w:pPr>
+            <w:r/>
+            <w:r>
+              <w:rPr>
+                <w:rFonts w:ascii="Calibri" w:hAnsi="Calibri"/>
+                <w:b/>
+                <w:color w:val="14171C"/>
+                <w:sz w:val="15"/>
+              </w:rPr>
+              <w:t>Notes</w:t>
+            </w:r>
+          </w:p>
+        </w:tc>
+      </w:tr>
+      <w:tr>
+        <w:tc>
+          <w:tcPr>
+            <w:tcW w:type="dxa" w:w="3317"/>
+          </w:tcPr>
+          <w:p>
+            <w:pPr>
+              <w:spacing w:before="20" w:after="20"/>
+            </w:pPr>
+            <w:r/>
+            <w:r>
+              <w:rPr>
+                <w:rFonts w:ascii="Calibri" w:hAnsi="Calibri"/>
+                <w:b w:val="0"/>
+                <w:color w:val="14171C"/>
+                <w:sz w:val="15"/>
+              </w:rPr>
+              <w:t>Source repository</w:t>
+            </w:r>
+          </w:p>
+        </w:tc>
+        <w:tc>
+          <w:tcPr>
+            <w:tcW w:type="dxa" w:w="3317"/>
+          </w:tcPr>
+          <w:p>
+            <w:pPr>
+              <w:spacing w:before="20" w:after="20"/>
+            </w:pPr>
+            <w:r/>
+            <w:r>
+              <w:rPr>
+                <w:rFonts w:ascii="Calibri" w:hAnsi="Calibri"/>
+                <w:b w:val="0"/>
+                <w:color w:val="14171C"/>
+                <w:sz w:val="15"/>
+              </w:rPr>
+              <w:t>&lt;https://github.com/M1kan22/microlend-dapp&gt;</w:t>
+            </w:r>
+          </w:p>
+        </w:tc>
+        <w:tc>
+          <w:tcPr>
+            <w:tcW w:type="dxa" w:w="3317"/>
+          </w:tcPr>
+          <w:p>
+            <w:pPr>
+              <w:spacing w:before="20" w:after="20"/>
+            </w:pPr>
+            <w:r/>
+            <w:r>
+              <w:rPr>
+                <w:rFonts w:ascii="Calibri" w:hAnsi="Calibri"/>
+                <w:b w:val="0"/>
+                <w:color w:val="14171C"/>
+                <w:sz w:val="15"/>
+              </w:rPr>
+              <w:t xml:space="preserve">87 files, </w:t>
+            </w:r>
+            <w:r>
+              <w:rPr>
+                <w:rFonts w:ascii="Consolas" w:hAnsi="Consolas"/>
+                <w:b w:val="0"/>
+                <w:color w:val="14171C"/>
+                <w:sz w:val="15"/>
+              </w:rPr>
+              <w:t>.env</w:t>
+            </w:r>
+            <w:r>
+              <w:rPr>
+                <w:rFonts w:ascii="Calibri" w:hAnsi="Calibri"/>
+                <w:b w:val="0"/>
+                <w:color w:val="14171C"/>
+                <w:sz w:val="15"/>
+              </w:rPr>
+              <w:t xml:space="preserve"> and generated files excluded by </w:t>
+            </w:r>
+            <w:r>
+              <w:rPr>
+                <w:rFonts w:ascii="Consolas" w:hAnsi="Consolas"/>
+                <w:b w:val="0"/>
+                <w:color w:val="14171C"/>
+                <w:sz w:val="15"/>
+              </w:rPr>
+              <w:t>.gitignore</w:t>
+            </w:r>
+          </w:p>
+        </w:tc>
+      </w:tr>
+      <w:tr>
+        <w:tc>
+          <w:tcPr>
+            <w:tcW w:type="dxa" w:w="3317"/>
+            <w:shd w:val="clear" w:color="auto" w:fill="F7F9FA"/>
+          </w:tcPr>
+          <w:p>
+            <w:pPr>
+              <w:spacing w:before="20" w:after="20"/>
+            </w:pPr>
+            <w:r/>
+            <w:r>
+              <w:rPr>
+                <w:rFonts w:ascii="Calibri" w:hAnsi="Calibri"/>
+                <w:b w:val="0"/>
+                <w:color w:val="14171C"/>
+                <w:sz w:val="15"/>
+              </w:rPr>
+              <w:t>Frontend (static site)</w:t>
+            </w:r>
+          </w:p>
+        </w:tc>
+        <w:tc>
+          <w:tcPr>
+            <w:tcW w:type="dxa" w:w="3317"/>
+            <w:shd w:val="clear" w:color="auto" w:fill="F7F9FA"/>
+          </w:tcPr>
+          <w:p>
+            <w:pPr>
+              <w:spacing w:before="20" w:after="20"/>
+            </w:pPr>
+            <w:r/>
+            <w:r>
+              <w:rPr>
+                <w:rFonts w:ascii="Calibri" w:hAnsi="Calibri"/>
+                <w:b w:val="0"/>
+                <w:color w:val="14171C"/>
+                <w:sz w:val="15"/>
+              </w:rPr>
+              <w:t>&lt;https://microlend-dapp-1.onrender.com&gt;</w:t>
+            </w:r>
+          </w:p>
+        </w:tc>
+        <w:tc>
+          <w:tcPr>
+            <w:tcW w:type="dxa" w:w="3317"/>
+            <w:shd w:val="clear" w:color="auto" w:fill="F7F9FA"/>
+          </w:tcPr>
+          <w:p>
+            <w:pPr>
+              <w:spacing w:before="20" w:after="20"/>
+            </w:pPr>
+            <w:r/>
+            <w:r>
+              <w:rPr>
+                <w:rFonts w:ascii="Calibri" w:hAnsi="Calibri"/>
+                <w:b w:val="0"/>
+                <w:color w:val="14171C"/>
+                <w:sz w:val="15"/>
+              </w:rPr>
+              <w:t xml:space="preserve">plain HTML/CSS/JS, no build step, publishes </w:t>
+            </w:r>
+            <w:r>
+              <w:rPr>
+                <w:rFonts w:ascii="Consolas" w:hAnsi="Consolas"/>
+                <w:b w:val="0"/>
+                <w:color w:val="14171C"/>
+                <w:sz w:val="15"/>
+              </w:rPr>
+              <w:t>frontend/</w:t>
+            </w:r>
+          </w:p>
+        </w:tc>
+      </w:tr>
+      <w:tr>
+        <w:tc>
+          <w:tcPr>
+            <w:tcW w:type="dxa" w:w="3317"/>
+          </w:tcPr>
+          <w:p>
+            <w:pPr>
+              <w:spacing w:before="20" w:after="20"/>
+            </w:pPr>
+            <w:r/>
+            <w:r>
+              <w:rPr>
+                <w:rFonts w:ascii="Calibri" w:hAnsi="Calibri"/>
+                <w:b w:val="0"/>
+                <w:color w:val="14171C"/>
+                <w:sz w:val="15"/>
+              </w:rPr>
+              <w:t>Backend (web service)</w:t>
+            </w:r>
+          </w:p>
+        </w:tc>
+        <w:tc>
+          <w:tcPr>
+            <w:tcW w:type="dxa" w:w="3317"/>
+          </w:tcPr>
+          <w:p>
+            <w:pPr>
+              <w:spacing w:before="20" w:after="20"/>
+            </w:pPr>
+            <w:r/>
+            <w:r>
+              <w:rPr>
+                <w:rFonts w:ascii="Calibri" w:hAnsi="Calibri"/>
+                <w:b w:val="0"/>
+                <w:color w:val="14171C"/>
+                <w:sz w:val="15"/>
+              </w:rPr>
+              <w:t>&lt;https://microlend-dapp.onrender.com/api&gt;</w:t>
+            </w:r>
+          </w:p>
+        </w:tc>
+        <w:tc>
+          <w:tcPr>
+            <w:tcW w:type="dxa" w:w="3317"/>
+          </w:tcPr>
+          <w:p>
+            <w:pPr>
+              <w:spacing w:before="20" w:after="20"/>
+            </w:pPr>
+            <w:r/>
+            <w:r>
+              <w:rPr>
+                <w:rFonts w:ascii="Consolas" w:hAnsi="Consolas"/>
+                <w:b w:val="0"/>
+                <w:color w:val="14171C"/>
+                <w:sz w:val="15"/>
+              </w:rPr>
+              <w:t>pip install -r backend/requirements.txt</w:t>
+            </w:r>
+            <w:r>
+              <w:rPr>
+                <w:rFonts w:ascii="Calibri" w:hAnsi="Calibri"/>
+                <w:b w:val="0"/>
+                <w:color w:val="14171C"/>
+                <w:sz w:val="15"/>
+              </w:rPr>
+              <w:t xml:space="preserve">, </w:t>
+            </w:r>
+            <w:r>
+              <w:rPr>
+                <w:rFonts w:ascii="Consolas" w:hAnsi="Consolas"/>
+                <w:b w:val="0"/>
+                <w:color w:val="14171C"/>
+                <w:sz w:val="15"/>
+              </w:rPr>
+              <w:t>python backend/app.py</w:t>
+            </w:r>
+          </w:p>
+        </w:tc>
+      </w:tr>
+      <w:tr>
+        <w:tc>
+          <w:tcPr>
+            <w:tcW w:type="dxa" w:w="3317"/>
+            <w:shd w:val="clear" w:color="auto" w:fill="F7F9FA"/>
+          </w:tcPr>
+          <w:p>
+            <w:pPr>
+              <w:spacing w:before="20" w:after="20"/>
+            </w:pPr>
+            <w:r/>
+            <w:r>
+              <w:rPr>
+                <w:rFonts w:ascii="Calibri" w:hAnsi="Calibri"/>
+                <w:b w:val="0"/>
+                <w:color w:val="14171C"/>
+                <w:sz w:val="15"/>
+              </w:rPr>
+              <w:t>Health check</w:t>
+            </w:r>
+          </w:p>
+        </w:tc>
+        <w:tc>
+          <w:tcPr>
+            <w:tcW w:type="dxa" w:w="3317"/>
+            <w:shd w:val="clear" w:color="auto" w:fill="F7F9FA"/>
+          </w:tcPr>
+          <w:p>
+            <w:pPr>
+              <w:spacing w:before="20" w:after="20"/>
+            </w:pPr>
+            <w:r/>
+            <w:r>
+              <w:rPr>
+                <w:rFonts w:ascii="Calibri" w:hAnsi="Calibri"/>
+                <w:b w:val="0"/>
+                <w:color w:val="14171C"/>
+                <w:sz w:val="15"/>
+              </w:rPr>
+              <w:t>&lt;https://microlend-dapp.onrender.com/api/health&gt;</w:t>
+            </w:r>
+          </w:p>
+        </w:tc>
+        <w:tc>
+          <w:tcPr>
+            <w:tcW w:type="dxa" w:w="3317"/>
+            <w:shd w:val="clear" w:color="auto" w:fill="F7F9FA"/>
+          </w:tcPr>
+          <w:p>
+            <w:pPr>
+              <w:spacing w:before="20" w:after="20"/>
+            </w:pPr>
+            <w:r/>
+            <w:r>
+              <w:rPr>
+                <w:rFonts w:ascii="Calibri" w:hAnsi="Calibri"/>
+                <w:b w:val="0"/>
+                <w:color w:val="14171C"/>
+                <w:sz w:val="15"/>
+              </w:rPr>
+              <w:t xml:space="preserve">the service exposes no route at </w:t>
+            </w:r>
+            <w:r>
+              <w:rPr>
+                <w:rFonts w:ascii="Consolas" w:hAnsi="Consolas"/>
+                <w:b w:val="0"/>
+                <w:color w:val="14171C"/>
+                <w:sz w:val="15"/>
+              </w:rPr>
+              <w:t>/</w:t>
+            </w:r>
+            <w:r>
+              <w:rPr>
+                <w:rFonts w:ascii="Calibri" w:hAnsi="Calibri"/>
+                <w:b w:val="0"/>
+                <w:color w:val="14171C"/>
+                <w:sz w:val="15"/>
+              </w:rPr>
+              <w:t xml:space="preserve">, so Render's health path is set to </w:t>
+            </w:r>
+            <w:r>
+              <w:rPr>
+                <w:rFonts w:ascii="Consolas" w:hAnsi="Consolas"/>
+                <w:b w:val="0"/>
+                <w:color w:val="14171C"/>
+                <w:sz w:val="15"/>
+              </w:rPr>
+              <w:t>/api/health</w:t>
+            </w:r>
+          </w:p>
+        </w:tc>
+      </w:tr>
+    </w:tbl>
+    <w:p>
+      <w:pPr>
+        <w:spacing w:after="80"/>
+      </w:pPr>
+    </w:p>
+    <w:p>
+      <w:r>
+        <w:rPr>
+          <w:rFonts w:ascii="Calibri" w:hAnsi="Calibri"/>
+          <w:color w:val="14171C"/>
+          <w:sz w:val="21"/>
+        </w:rPr>
+        <w:t xml:space="preserve">The backend runs </w:t>
+      </w:r>
+      <w:r>
+        <w:rPr>
+          <w:rFonts w:ascii="Consolas" w:hAnsi="Consolas"/>
+          <w:color w:val="0B5F53"/>
+          <w:sz w:val="19"/>
+        </w:rPr>
+        <w:t>CHAIN_MODE=mock</w:t>
+      </w:r>
+      <w:r>
+        <w:rPr>
+          <w:rFonts w:ascii="Calibri" w:hAnsi="Calibri"/>
+          <w:color w:val="14171C"/>
+          <w:sz w:val="21"/>
+        </w:rPr>
+        <w:t xml:space="preserve">, which is a deliberate choice rather than a limitation: the service then needs no external RPC endpoint and no testnet balance, and it seeds a complete demo book on first start (7 loans, 10 events, 13 transactions). Combined with client-side demo mode, the hosted build is fully usable the moment it is opened. </w:t>
+      </w:r>
+      <w:r>
+        <w:rPr>
+          <w:rFonts w:ascii="Calibri" w:hAnsi="Calibri"/>
+          <w:b/>
+          <w:color w:val="14171C"/>
+          <w:sz w:val="21"/>
+        </w:rPr>
+        <w:t>The real on-chain deployment described in §8.1 is independent of this and uses the same contract source.</w:t>
+      </w:r>
+    </w:p>
+    <w:p>
+      <w:r>
+        <w:rPr>
+          <w:rFonts w:ascii="Calibri" w:hAnsi="Calibri"/>
+          <w:color w:val="14171C"/>
+          <w:sz w:val="21"/>
+        </w:rPr>
+        <w:t>Three problems had to be solved to make the hosted build work, and all three are instructive:</w:t>
+      </w:r>
+    </w:p>
+    <w:tbl>
+      <w:tblPr>
+        <w:tblStyle w:val="TableGrid"/>
+        <w:tblW w:type="auto" w:w="0"/>
+        <w:jc w:val="center"/>
+        <w:tblLook w:firstColumn="1" w:firstRow="1" w:lastColumn="0" w:lastRow="0" w:noHBand="0" w:noVBand="1" w:val="04A0"/>
+      </w:tblPr>
+      <w:tblGrid>
+        <w:gridCol w:w="2488"/>
+        <w:gridCol w:w="2488"/>
+        <w:gridCol w:w="2488"/>
+        <w:gridCol w:w="2488"/>
+      </w:tblGrid>
+      <w:tr>
+        <w:tc>
+          <w:tcPr>
+            <w:tcW w:type="dxa" w:w="2488"/>
+            <w:shd w:val="clear" w:color="auto" w:fill="E8F1EF"/>
+          </w:tcPr>
+          <w:p>
+            <w:pPr>
+              <w:spacing w:before="20" w:after="20"/>
+            </w:pPr>
+            <w:r/>
+            <w:r>
+              <w:rPr>
+                <w:rFonts w:ascii="Calibri" w:hAnsi="Calibri"/>
+                <w:b/>
+                <w:color w:val="14171C"/>
+                <w:sz w:val="15"/>
+              </w:rPr>
+              <w:t>#</w:t>
+            </w:r>
+          </w:p>
+        </w:tc>
+        <w:tc>
+          <w:tcPr>
+            <w:tcW w:type="dxa" w:w="2488"/>
+            <w:shd w:val="clear" w:color="auto" w:fill="E8F1EF"/>
+          </w:tcPr>
+          <w:p>
+            <w:pPr>
+              <w:spacing w:before="20" w:after="20"/>
+            </w:pPr>
+            <w:r/>
+            <w:r>
+              <w:rPr>
+                <w:rFonts w:ascii="Calibri" w:hAnsi="Calibri"/>
+                <w:b/>
+                <w:color w:val="14171C"/>
+                <w:sz w:val="15"/>
+              </w:rPr>
+              <w:t>Symptom</w:t>
+            </w:r>
+          </w:p>
+        </w:tc>
+        <w:tc>
+          <w:tcPr>
+            <w:tcW w:type="dxa" w:w="2488"/>
+            <w:shd w:val="clear" w:color="auto" w:fill="E8F1EF"/>
+          </w:tcPr>
+          <w:p>
+            <w:pPr>
+              <w:spacing w:before="20" w:after="20"/>
+            </w:pPr>
+            <w:r/>
+            <w:r>
+              <w:rPr>
+                <w:rFonts w:ascii="Calibri" w:hAnsi="Calibri"/>
+                <w:b/>
+                <w:color w:val="14171C"/>
+                <w:sz w:val="15"/>
+              </w:rPr>
+              <w:t>Cause</w:t>
+            </w:r>
+          </w:p>
+        </w:tc>
+        <w:tc>
+          <w:tcPr>
+            <w:tcW w:type="dxa" w:w="2488"/>
+            <w:shd w:val="clear" w:color="auto" w:fill="E8F1EF"/>
+          </w:tcPr>
+          <w:p>
+            <w:pPr>
+              <w:spacing w:before="20" w:after="20"/>
+            </w:pPr>
+            <w:r/>
+            <w:r>
+              <w:rPr>
+                <w:rFonts w:ascii="Calibri" w:hAnsi="Calibri"/>
+                <w:b/>
+                <w:color w:val="14171C"/>
+                <w:sz w:val="15"/>
+              </w:rPr>
+              <w:t>Fix</w:t>
+            </w:r>
+          </w:p>
+        </w:tc>
+      </w:tr>
+      <w:tr>
+        <w:tc>
+          <w:tcPr>
+            <w:tcW w:type="dxa" w:w="2488"/>
+          </w:tcPr>
+          <w:p>
+            <w:pPr>
+              <w:spacing w:before="20" w:after="20"/>
+            </w:pPr>
+            <w:r/>
+            <w:r>
+              <w:rPr>
+                <w:rFonts w:ascii="Calibri" w:hAnsi="Calibri"/>
+                <w:b w:val="0"/>
+                <w:color w:val="14171C"/>
+                <w:sz w:val="15"/>
+              </w:rPr>
+              <w:t>1</w:t>
+            </w:r>
+          </w:p>
+        </w:tc>
+        <w:tc>
+          <w:tcPr>
+            <w:tcW w:type="dxa" w:w="2488"/>
+          </w:tcPr>
+          <w:p>
+            <w:pPr>
+              <w:spacing w:before="20" w:after="20"/>
+            </w:pPr>
+            <w:r/>
+            <w:r>
+              <w:rPr>
+                <w:rFonts w:ascii="Calibri" w:hAnsi="Calibri"/>
+                <w:b w:val="0"/>
+                <w:color w:val="14171C"/>
+                <w:sz w:val="15"/>
+              </w:rPr>
+              <w:t>the container could not be reached</w:t>
+            </w:r>
+          </w:p>
+        </w:tc>
+        <w:tc>
+          <w:tcPr>
+            <w:tcW w:type="dxa" w:w="2488"/>
+          </w:tcPr>
+          <w:p>
+            <w:pPr>
+              <w:spacing w:before="20" w:after="20"/>
+            </w:pPr>
+            <w:r/>
+            <w:r>
+              <w:rPr>
+                <w:rFonts w:ascii="Calibri" w:hAnsi="Calibri"/>
+                <w:b w:val="0"/>
+                <w:color w:val="14171C"/>
+                <w:sz w:val="15"/>
+              </w:rPr>
+              <w:t xml:space="preserve">Flask defaults to </w:t>
+            </w:r>
+            <w:r>
+              <w:rPr>
+                <w:rFonts w:ascii="Consolas" w:hAnsi="Consolas"/>
+                <w:b w:val="0"/>
+                <w:color w:val="14171C"/>
+                <w:sz w:val="15"/>
+              </w:rPr>
+              <w:t>host="127.0.0.1"</w:t>
+            </w:r>
+          </w:p>
+        </w:tc>
+        <w:tc>
+          <w:tcPr>
+            <w:tcW w:type="dxa" w:w="2488"/>
+          </w:tcPr>
+          <w:p>
+            <w:pPr>
+              <w:spacing w:before="20" w:after="20"/>
+            </w:pPr>
+            <w:r/>
+            <w:r>
+              <w:rPr>
+                <w:rFonts w:ascii="Calibri" w:hAnsi="Calibri"/>
+                <w:b w:val="0"/>
+                <w:color w:val="14171C"/>
+                <w:sz w:val="15"/>
+              </w:rPr>
+              <w:t xml:space="preserve">set </w:t>
+            </w:r>
+            <w:r>
+              <w:rPr>
+                <w:rFonts w:ascii="Consolas" w:hAnsi="Consolas"/>
+                <w:b w:val="0"/>
+                <w:color w:val="14171C"/>
+                <w:sz w:val="15"/>
+              </w:rPr>
+              <w:t>HOST=0.0.0.0</w:t>
+            </w:r>
+            <w:r>
+              <w:rPr>
+                <w:rFonts w:ascii="Calibri" w:hAnsi="Calibri"/>
+                <w:b w:val="0"/>
+                <w:color w:val="14171C"/>
+                <w:sz w:val="15"/>
+              </w:rPr>
+              <w:t xml:space="preserve"> in the environment</w:t>
+            </w:r>
+          </w:p>
+        </w:tc>
+      </w:tr>
+      <w:tr>
+        <w:tc>
+          <w:tcPr>
+            <w:tcW w:type="dxa" w:w="2488"/>
+            <w:shd w:val="clear" w:color="auto" w:fill="F7F9FA"/>
+          </w:tcPr>
+          <w:p>
+            <w:pPr>
+              <w:spacing w:before="20" w:after="20"/>
+            </w:pPr>
+            <w:r/>
+            <w:r>
+              <w:rPr>
+                <w:rFonts w:ascii="Calibri" w:hAnsi="Calibri"/>
+                <w:b w:val="0"/>
+                <w:color w:val="14171C"/>
+                <w:sz w:val="15"/>
+              </w:rPr>
+              <w:t>2</w:t>
+            </w:r>
+          </w:p>
+        </w:tc>
+        <w:tc>
+          <w:tcPr>
+            <w:tcW w:type="dxa" w:w="2488"/>
+            <w:shd w:val="clear" w:color="auto" w:fill="F7F9FA"/>
+          </w:tcPr>
+          <w:p>
+            <w:pPr>
+              <w:spacing w:before="20" w:after="20"/>
+            </w:pPr>
+            <w:r/>
+            <w:r>
+              <w:rPr>
+                <w:rFonts w:ascii="Calibri" w:hAnsi="Calibri"/>
+                <w:b w:val="0"/>
+                <w:color w:val="14171C"/>
+                <w:sz w:val="15"/>
+              </w:rPr>
+              <w:t>Render marked the service unhealthy</w:t>
+            </w:r>
+          </w:p>
+        </w:tc>
+        <w:tc>
+          <w:tcPr>
+            <w:tcW w:type="dxa" w:w="2488"/>
+            <w:shd w:val="clear" w:color="auto" w:fill="F7F9FA"/>
+          </w:tcPr>
+          <w:p>
+            <w:pPr>
+              <w:spacing w:before="20" w:after="20"/>
+            </w:pPr>
+            <w:r/>
+            <w:r>
+              <w:rPr>
+                <w:rFonts w:ascii="Calibri" w:hAnsi="Calibri"/>
+                <w:b w:val="0"/>
+                <w:color w:val="14171C"/>
+                <w:sz w:val="15"/>
+              </w:rPr>
+              <w:t xml:space="preserve">the app exposes only </w:t>
+            </w:r>
+            <w:r>
+              <w:rPr>
+                <w:rFonts w:ascii="Consolas" w:hAnsi="Consolas"/>
+                <w:b w:val="0"/>
+                <w:color w:val="14171C"/>
+                <w:sz w:val="15"/>
+              </w:rPr>
+              <w:t>/api/*</w:t>
+            </w:r>
+            <w:r>
+              <w:rPr>
+                <w:rFonts w:ascii="Calibri" w:hAnsi="Calibri"/>
+                <w:b w:val="0"/>
+                <w:color w:val="14171C"/>
+                <w:sz w:val="15"/>
+              </w:rPr>
+              <w:t xml:space="preserve">, so a health check on </w:t>
+            </w:r>
+            <w:r>
+              <w:rPr>
+                <w:rFonts w:ascii="Consolas" w:hAnsi="Consolas"/>
+                <w:b w:val="0"/>
+                <w:color w:val="14171C"/>
+                <w:sz w:val="15"/>
+              </w:rPr>
+              <w:t>/</w:t>
+            </w:r>
+            <w:r>
+              <w:rPr>
+                <w:rFonts w:ascii="Calibri" w:hAnsi="Calibri"/>
+                <w:b w:val="0"/>
+                <w:color w:val="14171C"/>
+                <w:sz w:val="15"/>
+              </w:rPr>
+              <w:t xml:space="preserve"> returned 404</w:t>
+            </w:r>
+          </w:p>
+        </w:tc>
+        <w:tc>
+          <w:tcPr>
+            <w:tcW w:type="dxa" w:w="2488"/>
+            <w:shd w:val="clear" w:color="auto" w:fill="F7F9FA"/>
+          </w:tcPr>
+          <w:p>
+            <w:pPr>
+              <w:spacing w:before="20" w:after="20"/>
+            </w:pPr>
+            <w:r/>
+            <w:r>
+              <w:rPr>
+                <w:rFonts w:ascii="Calibri" w:hAnsi="Calibri"/>
+                <w:b w:val="0"/>
+                <w:color w:val="14171C"/>
+                <w:sz w:val="15"/>
+              </w:rPr>
+              <w:t xml:space="preserve">point the health check at </w:t>
+            </w:r>
+            <w:r>
+              <w:rPr>
+                <w:rFonts w:ascii="Consolas" w:hAnsi="Consolas"/>
+                <w:b w:val="0"/>
+                <w:color w:val="14171C"/>
+                <w:sz w:val="15"/>
+              </w:rPr>
+              <w:t>/api/health</w:t>
+            </w:r>
+          </w:p>
+        </w:tc>
+      </w:tr>
+      <w:tr>
+        <w:tc>
+          <w:tcPr>
+            <w:tcW w:type="dxa" w:w="2488"/>
+          </w:tcPr>
+          <w:p>
+            <w:pPr>
+              <w:spacing w:before="20" w:after="20"/>
+            </w:pPr>
+            <w:r/>
+            <w:r>
+              <w:rPr>
+                <w:rFonts w:ascii="Calibri" w:hAnsi="Calibri"/>
+                <w:b w:val="0"/>
+                <w:color w:val="14171C"/>
+                <w:sz w:val="15"/>
+              </w:rPr>
+              <w:t>3</w:t>
+            </w:r>
+          </w:p>
+        </w:tc>
+        <w:tc>
+          <w:tcPr>
+            <w:tcW w:type="dxa" w:w="2488"/>
+          </w:tcPr>
+          <w:p>
+            <w:pPr>
+              <w:spacing w:before="20" w:after="20"/>
+            </w:pPr>
+            <w:r/>
+            <w:r>
+              <w:rPr>
+                <w:rFonts w:ascii="Calibri" w:hAnsi="Calibri"/>
+                <w:b w:val="0"/>
+                <w:color w:val="14171C"/>
+                <w:sz w:val="15"/>
+              </w:rPr>
+              <w:t>cross-origin requests fell back to a relative path</w:t>
+            </w:r>
+          </w:p>
+        </w:tc>
+        <w:tc>
+          <w:tcPr>
+            <w:tcW w:type="dxa" w:w="2488"/>
+          </w:tcPr>
+          <w:p>
+            <w:pPr>
+              <w:spacing w:before="20" w:after="20"/>
+            </w:pPr>
+            <w:r/>
+            <w:r>
+              <w:rPr>
+                <w:rFonts w:ascii="Consolas" w:hAnsi="Consolas"/>
+                <w:b w:val="0"/>
+                <w:color w:val="14171C"/>
+                <w:sz w:val="15"/>
+              </w:rPr>
+              <w:t>/api/config</w:t>
+            </w:r>
+            <w:r>
+              <w:rPr>
+                <w:rFonts w:ascii="Calibri" w:hAnsi="Calibri"/>
+                <w:b w:val="0"/>
+                <w:color w:val="14171C"/>
+                <w:sz w:val="15"/>
+              </w:rPr>
+              <w:t xml:space="preserve"> returns </w:t>
+            </w:r>
+            <w:r>
+              <w:rPr>
+                <w:rFonts w:ascii="Consolas" w:hAnsi="Consolas"/>
+                <w:b w:val="0"/>
+                <w:color w:val="14171C"/>
+                <w:sz w:val="15"/>
+              </w:rPr>
+              <w:t>apiBase: "/api"</w:t>
+            </w:r>
+            <w:r>
+              <w:rPr>
+                <w:rFonts w:ascii="Calibri" w:hAnsi="Calibri"/>
+                <w:b w:val="0"/>
+                <w:color w:val="14171C"/>
+                <w:sz w:val="15"/>
+              </w:rPr>
+              <w:t>, which overwrote the client's absolute backend URL, so requests resolved against the static site instead of the API</w:t>
+            </w:r>
+          </w:p>
+        </w:tc>
+        <w:tc>
+          <w:tcPr>
+            <w:tcW w:type="dxa" w:w="2488"/>
+          </w:tcPr>
+          <w:p>
+            <w:pPr>
+              <w:spacing w:before="20" w:after="20"/>
+            </w:pPr>
+            <w:r/>
+            <w:r>
+              <w:rPr>
+                <w:rFonts w:ascii="Calibri" w:hAnsi="Calibri"/>
+                <w:b w:val="0"/>
+                <w:color w:val="14171C"/>
+                <w:sz w:val="15"/>
+              </w:rPr>
+              <w:t xml:space="preserve">pin the absolute URL in </w:t>
+            </w:r>
+            <w:r>
+              <w:rPr>
+                <w:rFonts w:ascii="Consolas" w:hAnsi="Consolas"/>
+                <w:b w:val="0"/>
+                <w:color w:val="14171C"/>
+                <w:sz w:val="15"/>
+              </w:rPr>
+              <w:t>frontend/js/config.js</w:t>
+            </w:r>
+          </w:p>
+        </w:tc>
+      </w:tr>
+    </w:tbl>
+    <w:p>
+      <w:pPr>
+        <w:spacing w:after="80"/>
+      </w:pPr>
+    </w:p>
+    <w:p>
+      <w:r>
+        <w:rPr>
+          <w:rFonts w:ascii="Calibri" w:hAnsi="Calibri"/>
+          <w:b/>
+          <w:color w:val="14171C"/>
+          <w:sz w:val="21"/>
+        </w:rPr>
+        <w:t>Known inconsistency, stated rather than hidden.</w:t>
+      </w:r>
+      <w:r>
+        <w:rPr>
+          <w:rFonts w:ascii="Calibri" w:hAnsi="Calibri"/>
+          <w:color w:val="14171C"/>
+          <w:sz w:val="21"/>
+        </w:rPr>
+        <w:t xml:space="preserve"> The deployed client is configured with the real Sepolia address </w:t>
+      </w:r>
+      <w:r>
+        <w:rPr>
+          <w:rFonts w:ascii="Consolas" w:hAnsi="Consolas"/>
+          <w:color w:val="0B5F53"/>
+          <w:sz w:val="19"/>
+        </w:rPr>
+        <w:t>0xECDaCA02f7646A8182A57c6520318D0FebC8bDCA</w:t>
+      </w:r>
+      <w:r>
+        <w:rPr>
+          <w:rFonts w:ascii="Calibri" w:hAnsi="Calibri"/>
+          <w:color w:val="14171C"/>
+          <w:sz w:val="21"/>
+        </w:rPr>
+        <w:t xml:space="preserve">, while the hosted backend reports its placeholder mock address and serves </w:t>
+      </w:r>
+      <w:r>
+        <w:rPr>
+          <w:rFonts w:ascii="Consolas" w:hAnsi="Consolas"/>
+          <w:color w:val="0B5F53"/>
+          <w:sz w:val="19"/>
+        </w:rPr>
+        <w:t>demoMode: true</w:t>
+      </w:r>
+      <w:r>
+        <w:rPr>
+          <w:rFonts w:ascii="Calibri" w:hAnsi="Calibri"/>
+          <w:color w:val="14171C"/>
+          <w:sz w:val="21"/>
+        </w:rPr>
+        <w:t>. That is why the marker sees the demo ledger rather than live chain data. Making the hosted build read the live chain is a configuration change, not a code change:</w:t>
+      </w:r>
+    </w:p>
+    <w:tbl>
+      <w:tblPr>
+        <w:tblW w:type="auto" w:w="0"/>
+        <w:jc w:val="center"/>
+        <w:tblLook w:firstColumn="1" w:firstRow="1" w:lastColumn="0" w:lastRow="0" w:noHBand="0" w:noVBand="1" w:val="04A0"/>
+      </w:tblPr>
+      <w:tblGrid>
+        <w:gridCol w:w="9951"/>
+      </w:tblGrid>
+      <w:tr>
+        <w:tc>
+          <w:tcPr>
+            <w:tcW w:type="dxa" w:w="9951"/>
+            <w:shd w:val="clear" w:color="auto" w:fill="F4F6F8"/>
+          </w:tcPr>
+          <w:p>
+            <w:pPr>
+              <w:spacing w:before="0" w:after="0" w:line="240" w:lineRule="auto"/>
+            </w:pPr>
+            <w:r/>
+            <w:r>
+              <w:rPr>
+                <w:rFonts w:ascii="Consolas" w:hAnsi="Consolas"/>
+                <w:color w:val="14171C"/>
+                <w:sz w:val="14"/>
+              </w:rPr>
+              <w:t>CHAIN_MODE=rpc</w:t>
+            </w:r>
+          </w:p>
+          <w:p>
+            <w:pPr>
+              <w:spacing w:before="0" w:after="0" w:line="240" w:lineRule="auto"/>
+            </w:pPr>
+            <w:r>
+              <w:rPr>
+                <w:rFonts w:ascii="Consolas" w:hAnsi="Consolas"/>
+                <w:color w:val="14171C"/>
+                <w:sz w:val="14"/>
+              </w:rPr>
+              <w:t>RPC_URL=https://ethereum-sepolia-rpc.publicnode.com</w:t>
+            </w:r>
+          </w:p>
+          <w:p>
+            <w:pPr>
+              <w:spacing w:before="0" w:after="0" w:line="240" w:lineRule="auto"/>
+            </w:pPr>
+            <w:r>
+              <w:rPr>
+                <w:rFonts w:ascii="Consolas" w:hAnsi="Consolas"/>
+                <w:color w:val="14171C"/>
+                <w:sz w:val="14"/>
+              </w:rPr>
+              <w:t>MICROLEND_CONTRACT_ADDRESS=0xECDaCA02f7646A8182A57c6520318D0FebC8bDCA</w:t>
+            </w:r>
+          </w:p>
+        </w:tc>
+      </w:tr>
+    </w:tbl>
+    <w:p>
+      <w:pPr>
+        <w:spacing w:after="80"/>
+      </w:pPr>
+    </w:p>
+    <w:p>
+      <w:r>
+        <w:rPr>
+          <w:rFonts w:ascii="Calibri" w:hAnsi="Calibri"/>
+          <w:color w:val="14171C"/>
+          <w:sz w:val="21"/>
+        </w:rPr>
+        <w:t>Two caveats belong with it: the free tier uses ephemeral storage, so the SQLite index is rebuilt on each restart (</w:t>
+      </w:r>
+      <w:r>
+        <w:rPr>
+          <w:rFonts w:ascii="Consolas" w:hAnsi="Consolas"/>
+          <w:color w:val="0B5F53"/>
+          <w:sz w:val="19"/>
+        </w:rPr>
+        <w:t>AUTO_SEED=true</w:t>
+      </w:r>
+      <w:r>
+        <w:rPr>
+          <w:rFonts w:ascii="Calibri" w:hAnsi="Calibri"/>
+          <w:color w:val="14171C"/>
+          <w:sz w:val="21"/>
+        </w:rPr>
+        <w:t xml:space="preserve"> repopulates it), and </w:t>
+      </w:r>
+      <w:r>
+        <w:rPr>
+          <w:rFonts w:ascii="Consolas" w:hAnsi="Consolas"/>
+          <w:color w:val="0B5F53"/>
+          <w:sz w:val="19"/>
+        </w:rPr>
+        <w:t>DEPLOYER_PRIVATE_KEY</w:t>
+      </w:r>
+      <w:r>
+        <w:rPr>
+          <w:rFonts w:ascii="Calibri" w:hAnsi="Calibri"/>
+          <w:color w:val="14171C"/>
+          <w:sz w:val="21"/>
+        </w:rPr>
+        <w:t xml:space="preserve"> must </w:t>
+      </w:r>
+      <w:r>
+        <w:rPr>
+          <w:rFonts w:ascii="Calibri" w:hAnsi="Calibri"/>
+          <w:b/>
+          <w:color w:val="14171C"/>
+          <w:sz w:val="21"/>
+        </w:rPr>
+        <w:t>never</w:t>
+      </w:r>
+      <w:r>
+        <w:rPr>
+          <w:rFonts w:ascii="Calibri" w:hAnsi="Calibri"/>
+          <w:color w:val="14171C"/>
+          <w:sz w:val="21"/>
+        </w:rPr>
+        <w:t xml:space="preserve"> be set on the host — the backend does not need a signing key by design.</w:t>
+      </w:r>
+    </w:p>
+    <w:p>
+      <w:pPr>
         <w:pStyle w:val="Heading2"/>
       </w:pPr>
       <w:r>
@@ -5419,7 +6275,7 @@
           </w:tcPr>
           <w:p>
             <w:pPr>
-              <w:spacing w:before="40" w:after="40"/>
+              <w:spacing w:before="20" w:after="20"/>
             </w:pPr>
             <w:r/>
             <w:r>
@@ -5440,7 +6296,7 @@
           </w:tcPr>
           <w:p>
             <w:pPr>
-              <w:spacing w:before="40" w:after="40"/>
+              <w:spacing w:before="20" w:after="20"/>
             </w:pPr>
             <w:r/>
             <w:r>
@@ -5461,7 +6317,7 @@
           </w:tcPr>
           <w:p>
             <w:pPr>
-              <w:spacing w:before="40" w:after="40"/>
+              <w:spacing w:before="20" w:after="20"/>
             </w:pPr>
             <w:r/>
             <w:r>
@@ -5483,7 +6339,7 @@
           </w:tcPr>
           <w:p>
             <w:pPr>
-              <w:spacing w:before="40" w:after="40"/>
+              <w:spacing w:before="20" w:after="20"/>
             </w:pPr>
             <w:r/>
             <w:r>
@@ -5503,17 +6359,17 @@
           </w:tcPr>
           <w:p>
             <w:pPr>
-              <w:spacing w:before="40" w:after="40"/>
+              <w:spacing w:before="20" w:after="20"/>
             </w:pPr>
             <w:r/>
             <w:r>
               <w:rPr>
-                <w:rFonts w:ascii="Calibri" w:hAnsi="Calibri"/>
+                <w:rFonts w:ascii="Consolas" w:hAnsi="Consolas"/>
                 <w:b w:val="0"/>
                 <w:color w:val="14171C"/>
                 <w:sz w:val="15"/>
               </w:rPr>
-              <w:t>`node test/run-tests.js`</w:t>
+              <w:t>node test/run-tests.js</w:t>
             </w:r>
           </w:p>
         </w:tc>
@@ -5523,17 +6379,26 @@
           </w:tcPr>
           <w:p>
             <w:pPr>
-              <w:spacing w:before="40" w:after="40"/>
+              <w:spacing w:before="20" w:after="20"/>
             </w:pPr>
             <w:r/>
             <w:r>
               <w:rPr>
                 <w:rFonts w:ascii="Calibri" w:hAnsi="Calibri"/>
+                <w:b/>
+                <w:color w:val="14171C"/>
+                <w:sz w:val="15"/>
+              </w:rPr>
+              <w:t>811 / 811 assertions</w:t>
+            </w:r>
+            <w:r>
+              <w:rPr>
+                <w:rFonts w:ascii="Calibri" w:hAnsi="Calibri"/>
                 <w:b w:val="0"/>
                 <w:color w:val="14171C"/>
                 <w:sz w:val="15"/>
               </w:rPr>
-              <w:t>**811 / 811 assertions**, 0 failed, 14 money-invariant checks, 0 drift, 13 suites</w:t>
+              <w:t>, 0 failed, 14 money-invariant checks, 0 drift, 13 suites</w:t>
             </w:r>
           </w:p>
         </w:tc>
@@ -5546,7 +6411,7 @@
           </w:tcPr>
           <w:p>
             <w:pPr>
-              <w:spacing w:before="40" w:after="40"/>
+              <w:spacing w:before="20" w:after="20"/>
             </w:pPr>
             <w:r/>
             <w:r>
@@ -5567,17 +6432,17 @@
           </w:tcPr>
           <w:p>
             <w:pPr>
-              <w:spacing w:before="40" w:after="40"/>
+              <w:spacing w:before="20" w:after="20"/>
             </w:pPr>
             <w:r/>
             <w:r>
               <w:rPr>
-                <w:rFonts w:ascii="Calibri" w:hAnsi="Calibri"/>
+                <w:rFonts w:ascii="Consolas" w:hAnsi="Consolas"/>
                 <w:b w:val="0"/>
                 <w:color w:val="14171C"/>
                 <w:sz w:val="15"/>
               </w:rPr>
-              <w:t>`python -m pytest backend/tests -q`</w:t>
+              <w:t>python -m pytest backend/tests -q</w:t>
             </w:r>
           </w:p>
         </w:tc>
@@ -5588,17 +6453,62 @@
           </w:tcPr>
           <w:p>
             <w:pPr>
-              <w:spacing w:before="40" w:after="40"/>
+              <w:spacing w:before="20" w:after="20"/>
             </w:pPr>
             <w:r/>
             <w:r>
               <w:rPr>
                 <w:rFonts w:ascii="Calibri" w:hAnsi="Calibri"/>
+                <w:b/>
+                <w:color w:val="14171C"/>
+                <w:sz w:val="15"/>
+              </w:rPr>
+              <w:t>122 passed</w:t>
+            </w:r>
+            <w:r>
+              <w:rPr>
+                <w:rFonts w:ascii="Calibri" w:hAnsi="Calibri"/>
                 <w:b w:val="0"/>
                 <w:color w:val="14171C"/>
                 <w:sz w:val="15"/>
               </w:rPr>
-              <w:t>**122 passed** (449 `assert` statements, 6 `pytest.raises`)</w:t>
+              <w:t xml:space="preserve"> (449 </w:t>
+            </w:r>
+            <w:r>
+              <w:rPr>
+                <w:rFonts w:ascii="Consolas" w:hAnsi="Consolas"/>
+                <w:b w:val="0"/>
+                <w:color w:val="14171C"/>
+                <w:sz w:val="15"/>
+              </w:rPr>
+              <w:t>assert</w:t>
+            </w:r>
+            <w:r>
+              <w:rPr>
+                <w:rFonts w:ascii="Calibri" w:hAnsi="Calibri"/>
+                <w:b w:val="0"/>
+                <w:color w:val="14171C"/>
+                <w:sz w:val="15"/>
+              </w:rPr>
+              <w:t xml:space="preserve"> statements, 6 </w:t>
+            </w:r>
+            <w:r>
+              <w:rPr>
+                <w:rFonts w:ascii="Consolas" w:hAnsi="Consolas"/>
+                <w:b w:val="0"/>
+                <w:color w:val="14171C"/>
+                <w:sz w:val="15"/>
+              </w:rPr>
+              <w:t>pytest.raises</w:t>
+            </w:r>
+            <w:r>
+              <w:rPr>
+                <w:rFonts w:ascii="Calibri" w:hAnsi="Calibri"/>
+                <w:b w:val="0"/>
+                <w:color w:val="14171C"/>
+                <w:sz w:val="15"/>
+              </w:rPr>
+              <w:t>)</w:t>
             </w:r>
           </w:p>
         </w:tc>
@@ -5610,7 +6520,7 @@
           </w:tcPr>
           <w:p>
             <w:pPr>
-              <w:spacing w:before="40" w:after="40"/>
+              <w:spacing w:before="20" w:after="20"/>
             </w:pPr>
             <w:r/>
             <w:r>
@@ -5630,17 +6540,17 @@
           </w:tcPr>
           <w:p>
             <w:pPr>
-              <w:spacing w:before="40" w:after="40"/>
+              <w:spacing w:before="20" w:after="20"/>
             </w:pPr>
             <w:r/>
             <w:r>
               <w:rPr>
-                <w:rFonts w:ascii="Calibri" w:hAnsi="Calibri"/>
+                <w:rFonts w:ascii="Consolas" w:hAnsi="Consolas"/>
                 <w:b w:val="0"/>
                 <w:color w:val="14171C"/>
                 <w:sz w:val="15"/>
               </w:rPr>
-              <w:t>`node frontend/tests/*.test.mjs`</w:t>
+              <w:t>node frontend/tests/*.test.mjs</w:t>
             </w:r>
           </w:p>
         </w:tc>
@@ -5650,17 +6560,26 @@
           </w:tcPr>
           <w:p>
             <w:pPr>
-              <w:spacing w:before="40" w:after="40"/>
+              <w:spacing w:before="20" w:after="20"/>
             </w:pPr>
             <w:r/>
             <w:r>
               <w:rPr>
                 <w:rFonts w:ascii="Calibri" w:hAnsi="Calibri"/>
+                <w:b/>
+                <w:color w:val="14171C"/>
+                <w:sz w:val="15"/>
+              </w:rPr>
+              <w:t>both suites pass</w:t>
+            </w:r>
+            <w:r>
+              <w:rPr>
+                <w:rFonts w:ascii="Calibri" w:hAnsi="Calibri"/>
                 <w:b w:val="0"/>
                 <w:color w:val="14171C"/>
                 <w:sz w:val="15"/>
               </w:rPr>
-              <w:t>**both suites pass**; parity vectors and a full UI cycle with zero console errors</w:t>
+              <w:t>; parity vectors and a full UI cycle with zero console errors</w:t>
             </w:r>
           </w:p>
         </w:tc>
@@ -5673,7 +6592,7 @@
           </w:tcPr>
           <w:p>
             <w:pPr>
-              <w:spacing w:before="40" w:after="40"/>
+              <w:spacing w:before="20" w:after="20"/>
             </w:pPr>
             <w:r/>
             <w:r>
@@ -5694,17 +6613,17 @@
           </w:tcPr>
           <w:p>
             <w:pPr>
-              <w:spacing w:before="40" w:after="40"/>
+              <w:spacing w:before="20" w:after="20"/>
             </w:pPr>
             <w:r/>
             <w:r>
               <w:rPr>
-                <w:rFonts w:ascii="Calibri" w:hAnsi="Calibri"/>
+                <w:rFonts w:ascii="Consolas" w:hAnsi="Consolas"/>
                 <w:b w:val="0"/>
                 <w:color w:val="14171C"/>
                 <w:sz w:val="15"/>
               </w:rPr>
-              <w:t>`node scripts/integration-e2e.js`</w:t>
+              <w:t>node scripts/integration-e2e.js</w:t>
             </w:r>
           </w:p>
         </w:tc>
@@ -5715,17 +6634,26 @@
           </w:tcPr>
           <w:p>
             <w:pPr>
-              <w:spacing w:before="40" w:after="40"/>
+              <w:spacing w:before="20" w:after="20"/>
             </w:pPr>
             <w:r/>
             <w:r>
               <w:rPr>
                 <w:rFonts w:ascii="Calibri" w:hAnsi="Calibri"/>
+                <w:b/>
+                <w:color w:val="14171C"/>
+                <w:sz w:val="15"/>
+              </w:rPr>
+              <w:t>38 / 38</w:t>
+            </w:r>
+            <w:r>
+              <w:rPr>
+                <w:rFonts w:ascii="Calibri" w:hAnsi="Calibri"/>
                 <w:b w:val="0"/>
                 <w:color w:val="14171C"/>
                 <w:sz w:val="15"/>
               </w:rPr>
-              <w:t>**38 / 38**: live chain + live Flask, real receipt decoded and indexed</w:t>
+              <w:t>: live chain + live Flask, real receipt decoded and indexed</w:t>
             </w:r>
           </w:p>
         </w:tc>
@@ -5737,7 +6665,7 @@
           </w:tcPr>
           <w:p>
             <w:pPr>
-              <w:spacing w:before="40" w:after="40"/>
+              <w:spacing w:before="20" w:after="20"/>
             </w:pPr>
             <w:r/>
             <w:r>
@@ -5757,17 +6685,17 @@
           </w:tcPr>
           <w:p>
             <w:pPr>
-              <w:spacing w:before="40" w:after="40"/>
+              <w:spacing w:before="20" w:after="20"/>
             </w:pPr>
             <w:r/>
             <w:r>
               <w:rPr>
-                <w:rFonts w:ascii="Calibri" w:hAnsi="Calibri"/>
+                <w:rFonts w:ascii="Consolas" w:hAnsi="Consolas"/>
                 <w:b w:val="0"/>
                 <w:color w:val="14171C"/>
                 <w:sz w:val="15"/>
               </w:rPr>
-              <w:t>`node scripts/compile.js`</w:t>
+              <w:t>node scripts/compile.js</w:t>
             </w:r>
           </w:p>
         </w:tc>
@@ -5777,7 +6705,7 @@
           </w:tcPr>
           <w:p>
             <w:pPr>
-              <w:spacing w:before="40" w:after="40"/>
+              <w:spacing w:before="20" w:after="20"/>
             </w:pPr>
             <w:r/>
             <w:r>
@@ -5830,7 +6758,7 @@
           <w:color w:val="14171C"/>
           <w:sz w:val="21"/>
         </w:rPr>
-        <w:t xml:space="preserve"> §2.7: deployment and the frozen interface, deposits and share maths, withdrawal (including that withdrawal stays available while new lending is paused), the full </w:t>
+        <w:t xml:space="preserve"> §2.7 — deposits and share maths, withdrawal (still available while new lending is paused), the full </w:t>
       </w:r>
       <w:r>
         <w:rPr>
@@ -5932,7 +6860,7 @@
           <w:color w:val="14171C"/>
           <w:sz w:val="21"/>
         </w:rPr>
-        <w:t xml:space="preserve">, fetched a real transaction receipt, decoded its </w:t>
+        <w:t xml:space="preserve">, fetched a real receipt, decoded its </w:t>
       </w:r>
       <w:r>
         <w:rPr>
@@ -5948,7 +6876,7 @@
           <w:color w:val="14171C"/>
           <w:sz w:val="21"/>
         </w:rPr>
-        <w:t xml:space="preserve"> log, persisted it and read it back — and proved the negative cases: a write without a token is </w:t>
+        <w:t xml:space="preserve"> log, persisted it and read it back — and proved the negative cases: no token is </w:t>
       </w:r>
       <w:r>
         <w:rPr>
@@ -5999,7 +6927,7 @@
           <w:color w:val="14171C"/>
           <w:sz w:val="21"/>
         </w:rPr>
-        <w:t xml:space="preserve"> Deployment costs 12 471 bytes of creation code. A deposit, a loan request that activates in the same transaction, a repayment and a liquidation each stay comfortably inside a standard block, and the contract uses custom errors rather than revert strings specifically to keep failure paths cheap. Absolute gas figures are recorded in </w:t>
+        <w:t xml:space="preserve"> Deployment uses 12 471 bytes of creation code and 20 438 889 gas on Sepolia; a deposit, a loan that activates in the same transaction, a repayment and a liquidation all stay well inside a standard block. Custom errors instead of revert strings keep the failure paths cheap; absolute figures are in </w:t>
       </w:r>
       <w:r>
         <w:rPr>
@@ -6058,7 +6986,7 @@
           </w:tcPr>
           <w:p>
             <w:pPr>
-              <w:spacing w:before="40" w:after="40"/>
+              <w:spacing w:before="20" w:after="20"/>
             </w:pPr>
             <w:r/>
             <w:r>
@@ -6079,7 +7007,7 @@
           </w:tcPr>
           <w:p>
             <w:pPr>
-              <w:spacing w:before="40" w:after="40"/>
+              <w:spacing w:before="20" w:after="20"/>
             </w:pPr>
             <w:r/>
             <w:r>
@@ -6100,7 +7028,7 @@
           </w:tcPr>
           <w:p>
             <w:pPr>
-              <w:spacing w:before="40" w:after="40"/>
+              <w:spacing w:before="20" w:after="20"/>
             </w:pPr>
             <w:r/>
             <w:r>
@@ -6121,7 +7049,7 @@
           </w:tcPr>
           <w:p>
             <w:pPr>
-              <w:spacing w:before="40" w:after="40"/>
+              <w:spacing w:before="20" w:after="20"/>
             </w:pPr>
             <w:r/>
             <w:r>
@@ -6142,7 +7070,7 @@
           </w:tcPr>
           <w:p>
             <w:pPr>
-              <w:spacing w:before="40" w:after="40"/>
+              <w:spacing w:before="20" w:after="20"/>
             </w:pPr>
             <w:r/>
             <w:r>
@@ -6164,7 +7092,7 @@
           </w:tcPr>
           <w:p>
             <w:pPr>
-              <w:spacing w:before="40" w:after="40"/>
+              <w:spacing w:before="20" w:after="20"/>
             </w:pPr>
             <w:r/>
             <w:r>
@@ -6184,7 +7112,7 @@
           </w:tcPr>
           <w:p>
             <w:pPr>
-              <w:spacing w:before="40" w:after="40"/>
+              <w:spacing w:before="20" w:after="20"/>
             </w:pPr>
             <w:r/>
             <w:r>
@@ -6204,7 +7132,7 @@
           </w:tcPr>
           <w:p>
             <w:pPr>
-              <w:spacing w:before="40" w:after="40"/>
+              <w:spacing w:before="20" w:after="20"/>
             </w:pPr>
             <w:r/>
             <w:r>
@@ -6224,7 +7152,7 @@
           </w:tcPr>
           <w:p>
             <w:pPr>
-              <w:spacing w:before="40" w:after="40"/>
+              <w:spacing w:before="20" w:after="20"/>
             </w:pPr>
             <w:r/>
             <w:r>
@@ -6244,7 +7172,7 @@
           </w:tcPr>
           <w:p>
             <w:pPr>
-              <w:spacing w:before="40" w:after="40"/>
+              <w:spacing w:before="20" w:after="20"/>
             </w:pPr>
             <w:r/>
             <w:r>
@@ -6267,7 +7195,7 @@
           </w:tcPr>
           <w:p>
             <w:pPr>
-              <w:spacing w:before="40" w:after="40"/>
+              <w:spacing w:before="20" w:after="20"/>
             </w:pPr>
             <w:r/>
             <w:r>
@@ -6288,7 +7216,7 @@
           </w:tcPr>
           <w:p>
             <w:pPr>
-              <w:spacing w:before="40" w:after="40"/>
+              <w:spacing w:before="20" w:after="20"/>
             </w:pPr>
             <w:r/>
             <w:r>
@@ -6309,7 +7237,7 @@
           </w:tcPr>
           <w:p>
             <w:pPr>
-              <w:spacing w:before="40" w:after="40"/>
+              <w:spacing w:before="20" w:after="20"/>
             </w:pPr>
             <w:r/>
             <w:r>
@@ -6330,7 +7258,7 @@
           </w:tcPr>
           <w:p>
             <w:pPr>
-              <w:spacing w:before="40" w:after="40"/>
+              <w:spacing w:before="20" w:after="20"/>
             </w:pPr>
             <w:r/>
             <w:r>
@@ -6351,7 +7279,7 @@
           </w:tcPr>
           <w:p>
             <w:pPr>
-              <w:spacing w:before="40" w:after="40"/>
+              <w:spacing w:before="20" w:after="20"/>
             </w:pPr>
             <w:r/>
             <w:r>
@@ -6373,7 +7301,7 @@
           </w:tcPr>
           <w:p>
             <w:pPr>
-              <w:spacing w:before="40" w:after="40"/>
+              <w:spacing w:before="20" w:after="20"/>
             </w:pPr>
             <w:r/>
             <w:r>
@@ -6393,7 +7321,7 @@
           </w:tcPr>
           <w:p>
             <w:pPr>
-              <w:spacing w:before="40" w:after="40"/>
+              <w:spacing w:before="20" w:after="20"/>
             </w:pPr>
             <w:r/>
             <w:r>
@@ -6413,7 +7341,7 @@
           </w:tcPr>
           <w:p>
             <w:pPr>
-              <w:spacing w:before="40" w:after="40"/>
+              <w:spacing w:before="20" w:after="20"/>
             </w:pPr>
             <w:r/>
             <w:r>
@@ -6433,7 +7361,7 @@
           </w:tcPr>
           <w:p>
             <w:pPr>
-              <w:spacing w:before="40" w:after="40"/>
+              <w:spacing w:before="20" w:after="20"/>
             </w:pPr>
             <w:r/>
             <w:r>
@@ -6453,7 +7381,7 @@
           </w:tcPr>
           <w:p>
             <w:pPr>
-              <w:spacing w:before="40" w:after="40"/>
+              <w:spacing w:before="20" w:after="20"/>
             </w:pPr>
             <w:r/>
             <w:r>
@@ -6476,7 +7404,7 @@
           </w:tcPr>
           <w:p>
             <w:pPr>
-              <w:spacing w:before="40" w:after="40"/>
+              <w:spacing w:before="20" w:after="20"/>
             </w:pPr>
             <w:r/>
             <w:r>
@@ -6497,7 +7425,7 @@
           </w:tcPr>
           <w:p>
             <w:pPr>
-              <w:spacing w:before="40" w:after="40"/>
+              <w:spacing w:before="20" w:after="20"/>
             </w:pPr>
             <w:r/>
             <w:r>
@@ -6518,17 +7446,26 @@
           </w:tcPr>
           <w:p>
             <w:pPr>
-              <w:spacing w:before="40" w:after="40"/>
+              <w:spacing w:before="20" w:after="20"/>
             </w:pPr>
             <w:r/>
             <w:r>
               <w:rPr>
+                <w:rFonts w:ascii="Consolas" w:hAnsi="Consolas"/>
+                <w:b w:val="0"/>
+                <w:color w:val="14171C"/>
+                <w:sz w:val="15"/>
+              </w:rPr>
+              <w:t>claimTreasury</w:t>
+            </w:r>
+            <w:r>
+              <w:rPr>
                 <w:rFonts w:ascii="Calibri" w:hAnsi="Calibri"/>
                 <w:b w:val="0"/>
                 <w:color w:val="14171C"/>
                 <w:sz w:val="15"/>
               </w:rPr>
-              <w:t>`claimTreasury` also debited the supplier claim</w:t>
+              <w:t xml:space="preserve"> also debited the supplier claim</w:t>
             </w:r>
           </w:p>
         </w:tc>
@@ -6539,7 +7476,7 @@
           </w:tcPr>
           <w:p>
             <w:pPr>
-              <w:spacing w:before="40" w:after="40"/>
+              <w:spacing w:before="20" w:after="20"/>
             </w:pPr>
             <w:r/>
             <w:r>
@@ -6560,7 +7497,7 @@
           </w:tcPr>
           <w:p>
             <w:pPr>
-              <w:spacing w:before="40" w:after="40"/>
+              <w:spacing w:before="20" w:after="20"/>
             </w:pPr>
             <w:r/>
             <w:r>
@@ -6582,7 +7519,7 @@
           </w:tcPr>
           <w:p>
             <w:pPr>
-              <w:spacing w:before="40" w:after="40"/>
+              <w:spacing w:before="20" w:after="20"/>
             </w:pPr>
             <w:r/>
             <w:r>
@@ -6602,7 +7539,7 @@
           </w:tcPr>
           <w:p>
             <w:pPr>
-              <w:spacing w:before="40" w:after="40"/>
+              <w:spacing w:before="20" w:after="20"/>
             </w:pPr>
             <w:r/>
             <w:r>
@@ -6622,7 +7559,7 @@
           </w:tcPr>
           <w:p>
             <w:pPr>
-              <w:spacing w:before="40" w:after="40"/>
+              <w:spacing w:before="20" w:after="20"/>
             </w:pPr>
             <w:r/>
             <w:r>
@@ -6642,7 +7579,7 @@
           </w:tcPr>
           <w:p>
             <w:pPr>
-              <w:spacing w:before="40" w:after="40"/>
+              <w:spacing w:before="20" w:after="20"/>
             </w:pPr>
             <w:r/>
             <w:r>
@@ -6662,7 +7599,7 @@
           </w:tcPr>
           <w:p>
             <w:pPr>
-              <w:spacing w:before="40" w:after="40"/>
+              <w:spacing w:before="20" w:after="20"/>
             </w:pPr>
             <w:r/>
             <w:r>
@@ -6672,7 +7609,25 @@
                 <w:color w:val="14171C"/>
                 <w:sz w:val="15"/>
               </w:rPr>
-              <w:t>corrected in `docs/INTEGRATION_SPEC.md` §2.7</w:t>
+              <w:t xml:space="preserve">corrected in </w:t>
+            </w:r>
+            <w:r>
+              <w:rPr>
+                <w:rFonts w:ascii="Consolas" w:hAnsi="Consolas"/>
+                <w:b w:val="0"/>
+                <w:color w:val="14171C"/>
+                <w:sz w:val="15"/>
+              </w:rPr>
+              <w:t>docs/INTEGRATION_SPEC.md</w:t>
+            </w:r>
+            <w:r>
+              <w:rPr>
+                <w:rFonts w:ascii="Calibri" w:hAnsi="Calibri"/>
+                <w:b w:val="0"/>
+                <w:color w:val="14171C"/>
+                <w:sz w:val="15"/>
+              </w:rPr>
+              <w:t xml:space="preserve"> §2.7</w:t>
             </w:r>
           </w:p>
         </w:tc>
@@ -6685,7 +7640,7 @@
           </w:tcPr>
           <w:p>
             <w:pPr>
-              <w:spacing w:before="40" w:after="40"/>
+              <w:spacing w:before="20" w:after="20"/>
             </w:pPr>
             <w:r/>
             <w:r>
@@ -6706,7 +7661,7 @@
           </w:tcPr>
           <w:p>
             <w:pPr>
-              <w:spacing w:before="40" w:after="40"/>
+              <w:spacing w:before="20" w:after="20"/>
             </w:pPr>
             <w:r/>
             <w:r>
@@ -6727,7 +7682,7 @@
           </w:tcPr>
           <w:p>
             <w:pPr>
-              <w:spacing w:before="40" w:after="40"/>
+              <w:spacing w:before="20" w:after="20"/>
             </w:pPr>
             <w:r/>
             <w:r>
@@ -6737,7 +7692,25 @@
                 <w:color w:val="14171C"/>
                 <w:sz w:val="15"/>
               </w:rPr>
-              <w:t>a 50 % collateral floor contradicted the older `&lt; 100 %` rule</w:t>
+              <w:t xml:space="preserve">a 50 % collateral floor contradicted the older </w:t>
+            </w:r>
+            <w:r>
+              <w:rPr>
+                <w:rFonts w:ascii="Consolas" w:hAnsi="Consolas"/>
+                <w:b w:val="0"/>
+                <w:color w:val="14171C"/>
+                <w:sz w:val="15"/>
+              </w:rPr>
+              <w:t>&lt; 100 %</w:t>
+            </w:r>
+            <w:r>
+              <w:rPr>
+                <w:rFonts w:ascii="Calibri" w:hAnsi="Calibri"/>
+                <w:b w:val="0"/>
+                <w:color w:val="14171C"/>
+                <w:sz w:val="15"/>
+              </w:rPr>
+              <w:t xml:space="preserve"> rule</w:t>
             </w:r>
           </w:p>
         </w:tc>
@@ -6748,7 +7721,7 @@
           </w:tcPr>
           <w:p>
             <w:pPr>
-              <w:spacing w:before="40" w:after="40"/>
+              <w:spacing w:before="20" w:after="20"/>
             </w:pPr>
             <w:r/>
             <w:r>
@@ -6769,7 +7742,7 @@
           </w:tcPr>
           <w:p>
             <w:pPr>
-              <w:spacing w:before="40" w:after="40"/>
+              <w:spacing w:before="20" w:after="20"/>
             </w:pPr>
             <w:r/>
             <w:r>
@@ -6791,7 +7764,7 @@
           </w:tcPr>
           <w:p>
             <w:pPr>
-              <w:spacing w:before="40" w:after="40"/>
+              <w:spacing w:before="20" w:after="20"/>
             </w:pPr>
             <w:r/>
             <w:r>
@@ -6811,7 +7784,7 @@
           </w:tcPr>
           <w:p>
             <w:pPr>
-              <w:spacing w:before="40" w:after="40"/>
+              <w:spacing w:before="20" w:after="20"/>
             </w:pPr>
             <w:r/>
             <w:r>
@@ -6831,17 +7804,26 @@
           </w:tcPr>
           <w:p>
             <w:pPr>
-              <w:spacing w:before="40" w:after="40"/>
+              <w:spacing w:before="20" w:after="20"/>
             </w:pPr>
             <w:r/>
             <w:r>
               <w:rPr>
+                <w:rFonts w:ascii="Consolas" w:hAnsi="Consolas"/>
+                <w:b w:val="0"/>
+                <w:color w:val="14171C"/>
+                <w:sz w:val="15"/>
+              </w:rPr>
+              <w:t>initialize</w:t>
+            </w:r>
+            <w:r>
+              <w:rPr>
                 <w:rFonts w:ascii="Calibri" w:hAnsi="Calibri"/>
                 <w:b w:val="0"/>
                 <w:color w:val="14171C"/>
                 <w:sz w:val="15"/>
               </w:rPr>
-              <w:t>`initialize` is first-caller-wins</w:t>
+              <w:t xml:space="preserve"> is first-caller-wins</w:t>
             </w:r>
           </w:p>
         </w:tc>
@@ -6851,7 +7833,7 @@
           </w:tcPr>
           <w:p>
             <w:pPr>
-              <w:spacing w:before="40" w:after="40"/>
+              <w:spacing w:before="20" w:after="20"/>
             </w:pPr>
             <w:r/>
             <w:r>
@@ -6871,7 +7853,7 @@
           </w:tcPr>
           <w:p>
             <w:pPr>
-              <w:spacing w:before="40" w:after="40"/>
+              <w:spacing w:before="20" w:after="20"/>
             </w:pPr>
             <w:r/>
             <w:r>
@@ -6894,7 +7876,7 @@
           </w:tcPr>
           <w:p>
             <w:pPr>
-              <w:spacing w:before="40" w:after="40"/>
+              <w:spacing w:before="20" w:after="20"/>
             </w:pPr>
             <w:r/>
             <w:r>
@@ -6915,7 +7897,7 @@
           </w:tcPr>
           <w:p>
             <w:pPr>
-              <w:spacing w:before="40" w:after="40"/>
+              <w:spacing w:before="20" w:after="20"/>
             </w:pPr>
             <w:r/>
             <w:r>
@@ -6936,7 +7918,7 @@
           </w:tcPr>
           <w:p>
             <w:pPr>
-              <w:spacing w:before="40" w:after="40"/>
+              <w:spacing w:before="20" w:after="20"/>
             </w:pPr>
             <w:r/>
             <w:r>
@@ -6957,7 +7939,7 @@
           </w:tcPr>
           <w:p>
             <w:pPr>
-              <w:spacing w:before="40" w:after="40"/>
+              <w:spacing w:before="20" w:after="20"/>
             </w:pPr>
             <w:r/>
             <w:r>
@@ -6978,7 +7960,7 @@
           </w:tcPr>
           <w:p>
             <w:pPr>
-              <w:spacing w:before="40" w:after="40"/>
+              <w:spacing w:before="20" w:after="20"/>
             </w:pPr>
             <w:r/>
             <w:r>
@@ -7320,7 +8302,7 @@
           </w:tcPr>
           <w:p>
             <w:pPr>
-              <w:spacing w:before="40" w:after="40"/>
+              <w:spacing w:before="20" w:after="20"/>
             </w:pPr>
             <w:r/>
             <w:r>
@@ -7341,7 +8323,7 @@
           </w:tcPr>
           <w:p>
             <w:pPr>
-              <w:spacing w:before="40" w:after="40"/>
+              <w:spacing w:before="20" w:after="20"/>
             </w:pPr>
             <w:r/>
             <w:r>
@@ -7363,7 +8345,7 @@
           </w:tcPr>
           <w:p>
             <w:pPr>
-              <w:spacing w:before="40" w:after="40"/>
+              <w:spacing w:before="20" w:after="20"/>
             </w:pPr>
             <w:r/>
             <w:r>
@@ -7383,7 +8365,7 @@
           </w:tcPr>
           <w:p>
             <w:pPr>
-              <w:spacing w:before="40" w:after="40"/>
+              <w:spacing w:before="20" w:after="20"/>
             </w:pPr>
             <w:r/>
             <w:r>
@@ -7406,7 +8388,7 @@
           </w:tcPr>
           <w:p>
             <w:pPr>
-              <w:spacing w:before="40" w:after="40"/>
+              <w:spacing w:before="20" w:after="20"/>
             </w:pPr>
             <w:r/>
             <w:r>
@@ -7427,7 +8409,7 @@
           </w:tcPr>
           <w:p>
             <w:pPr>
-              <w:spacing w:before="40" w:after="40"/>
+              <w:spacing w:before="20" w:after="20"/>
             </w:pPr>
             <w:r/>
             <w:r>
@@ -7449,7 +8431,7 @@
           </w:tcPr>
           <w:p>
             <w:pPr>
-              <w:spacing w:before="40" w:after="40"/>
+              <w:spacing w:before="20" w:after="20"/>
             </w:pPr>
             <w:r/>
             <w:r>
@@ -7469,7 +8451,7 @@
           </w:tcPr>
           <w:p>
             <w:pPr>
-              <w:spacing w:before="40" w:after="40"/>
+              <w:spacing w:before="20" w:after="20"/>
             </w:pPr>
             <w:r/>
             <w:r>
@@ -7492,7 +8474,7 @@
           </w:tcPr>
           <w:p>
             <w:pPr>
-              <w:spacing w:before="40" w:after="40"/>
+              <w:spacing w:before="20" w:after="20"/>
             </w:pPr>
             <w:r/>
             <w:r>
@@ -7513,7 +8495,7 @@
           </w:tcPr>
           <w:p>
             <w:pPr>
-              <w:spacing w:before="40" w:after="40"/>
+              <w:spacing w:before="20" w:after="20"/>
             </w:pPr>
             <w:r/>
             <w:r>
@@ -7535,7 +8517,7 @@
           </w:tcPr>
           <w:p>
             <w:pPr>
-              <w:spacing w:before="40" w:after="40"/>
+              <w:spacing w:before="20" w:after="20"/>
             </w:pPr>
             <w:r/>
             <w:r>
@@ -7555,7 +8537,7 @@
           </w:tcPr>
           <w:p>
             <w:pPr>
-              <w:spacing w:before="40" w:after="40"/>
+              <w:spacing w:before="20" w:after="20"/>
             </w:pPr>
             <w:r/>
             <w:r>
@@ -7578,7 +8560,7 @@
           </w:tcPr>
           <w:p>
             <w:pPr>
-              <w:spacing w:before="40" w:after="40"/>
+              <w:spacing w:before="20" w:after="20"/>
             </w:pPr>
             <w:r/>
             <w:r>
@@ -7588,7 +8570,16 @@
                 <w:color w:val="14171C"/>
                 <w:sz w:val="15"/>
               </w:rPr>
-              <w:t>First-caller-wins `initialize`</w:t>
+              <w:t xml:space="preserve">First-caller-wins </w:t>
+            </w:r>
+            <w:r>
+              <w:rPr>
+                <w:rFonts w:ascii="Consolas" w:hAnsi="Consolas"/>
+                <w:b w:val="0"/>
+                <w:color w:val="14171C"/>
+                <w:sz w:val="15"/>
+              </w:rPr>
+              <w:t>initialize</w:t>
             </w:r>
           </w:p>
         </w:tc>
@@ -7599,7 +8590,7 @@
           </w:tcPr>
           <w:p>
             <w:pPr>
-              <w:spacing w:before="40" w:after="40"/>
+              <w:spacing w:before="20" w:after="20"/>
             </w:pPr>
             <w:r/>
             <w:r>
@@ -7609,7 +8600,25 @@
                 <w:color w:val="14171C"/>
                 <w:sz w:val="15"/>
               </w:rPr>
-              <w:t>safe only if deployment initialises in the same run, which `scripts/deploy.js` does</w:t>
+              <w:t xml:space="preserve">safe only if deployment initialises in the same run, which </w:t>
+            </w:r>
+            <w:r>
+              <w:rPr>
+                <w:rFonts w:ascii="Consolas" w:hAnsi="Consolas"/>
+                <w:b w:val="0"/>
+                <w:color w:val="14171C"/>
+                <w:sz w:val="15"/>
+              </w:rPr>
+              <w:t>scripts/deploy.js</w:t>
+            </w:r>
+            <w:r>
+              <w:rPr>
+                <w:rFonts w:ascii="Calibri" w:hAnsi="Calibri"/>
+                <w:b w:val="0"/>
+                <w:color w:val="14171C"/>
+                <w:sz w:val="15"/>
+              </w:rPr>
+              <w:t xml:space="preserve"> does</w:t>
             </w:r>
           </w:p>
         </w:tc>
@@ -7621,7 +8630,7 @@
           </w:tcPr>
           <w:p>
             <w:pPr>
-              <w:spacing w:before="40" w:after="40"/>
+              <w:spacing w:before="20" w:after="20"/>
             </w:pPr>
             <w:r/>
             <w:r>
@@ -7641,7 +8650,7 @@
           </w:tcPr>
           <w:p>
             <w:pPr>
-              <w:spacing w:before="40" w:after="40"/>
+              <w:spacing w:before="20" w:after="20"/>
             </w:pPr>
             <w:r/>
             <w:r>
@@ -7664,7 +8673,7 @@
           </w:tcPr>
           <w:p>
             <w:pPr>
-              <w:spacing w:before="40" w:after="40"/>
+              <w:spacing w:before="20" w:after="20"/>
             </w:pPr>
             <w:r/>
             <w:r>
@@ -7685,7 +8694,7 @@
           </w:tcPr>
           <w:p>
             <w:pPr>
-              <w:spacing w:before="40" w:after="40"/>
+              <w:spacing w:before="20" w:after="20"/>
             </w:pPr>
             <w:r/>
             <w:r>
@@ -7734,7 +8743,7 @@
           </w:tcPr>
           <w:p>
             <w:pPr>
-              <w:spacing w:before="40" w:after="40"/>
+              <w:spacing w:before="20" w:after="20"/>
             </w:pPr>
             <w:r/>
             <w:r>
@@ -7755,7 +8764,7 @@
           </w:tcPr>
           <w:p>
             <w:pPr>
-              <w:spacing w:before="40" w:after="40"/>
+              <w:spacing w:before="20" w:after="20"/>
             </w:pPr>
             <w:r/>
             <w:r>
@@ -7776,7 +8785,7 @@
           </w:tcPr>
           <w:p>
             <w:pPr>
-              <w:spacing w:before="40" w:after="40"/>
+              <w:spacing w:before="20" w:after="20"/>
             </w:pPr>
             <w:r/>
             <w:r>
@@ -7798,7 +8807,7 @@
           </w:tcPr>
           <w:p>
             <w:pPr>
-              <w:spacing w:before="40" w:after="40"/>
+              <w:spacing w:before="20" w:after="20"/>
             </w:pPr>
             <w:r/>
             <w:r>
@@ -7818,7 +8827,7 @@
           </w:tcPr>
           <w:p>
             <w:pPr>
-              <w:spacing w:before="40" w:after="40"/>
+              <w:spacing w:before="20" w:after="20"/>
             </w:pPr>
             <w:r/>
             <w:r>
@@ -7838,7 +8847,7 @@
           </w:tcPr>
           <w:p>
             <w:pPr>
-              <w:spacing w:before="40" w:after="40"/>
+              <w:spacing w:before="20" w:after="20"/>
             </w:pPr>
             <w:r/>
             <w:r>
@@ -7861,7 +8870,7 @@
           </w:tcPr>
           <w:p>
             <w:pPr>
-              <w:spacing w:before="40" w:after="40"/>
+              <w:spacing w:before="20" w:after="20"/>
             </w:pPr>
             <w:r/>
             <w:r>
@@ -7882,7 +8891,7 @@
           </w:tcPr>
           <w:p>
             <w:pPr>
-              <w:spacing w:before="40" w:after="40"/>
+              <w:spacing w:before="20" w:after="20"/>
             </w:pPr>
             <w:r/>
             <w:r>
@@ -7903,7 +8912,7 @@
           </w:tcPr>
           <w:p>
             <w:pPr>
-              <w:spacing w:before="40" w:after="40"/>
+              <w:spacing w:before="20" w:after="20"/>
             </w:pPr>
             <w:r/>
             <w:r>
@@ -7925,7 +8934,7 @@
           </w:tcPr>
           <w:p>
             <w:pPr>
-              <w:spacing w:before="40" w:after="40"/>
+              <w:spacing w:before="20" w:after="20"/>
             </w:pPr>
             <w:r/>
             <w:r>
@@ -7945,7 +8954,7 @@
           </w:tcPr>
           <w:p>
             <w:pPr>
-              <w:spacing w:before="40" w:after="40"/>
+              <w:spacing w:before="20" w:after="20"/>
             </w:pPr>
             <w:r/>
             <w:r>
@@ -7965,7 +8974,7 @@
           </w:tcPr>
           <w:p>
             <w:pPr>
-              <w:spacing w:before="40" w:after="40"/>
+              <w:spacing w:before="20" w:after="20"/>
             </w:pPr>
             <w:r/>
             <w:r>
@@ -7988,7 +8997,7 @@
           </w:tcPr>
           <w:p>
             <w:pPr>
-              <w:spacing w:before="40" w:after="40"/>
+              <w:spacing w:before="20" w:after="20"/>
             </w:pPr>
             <w:r/>
             <w:r>
@@ -8009,7 +9018,7 @@
           </w:tcPr>
           <w:p>
             <w:pPr>
-              <w:spacing w:before="40" w:after="40"/>
+              <w:spacing w:before="20" w:after="20"/>
             </w:pPr>
             <w:r/>
             <w:r>
@@ -8030,7 +9039,7 @@
           </w:tcPr>
           <w:p>
             <w:pPr>
-              <w:spacing w:before="40" w:after="40"/>
+              <w:spacing w:before="20" w:after="20"/>
             </w:pPr>
             <w:r/>
             <w:r>
@@ -8052,7 +9061,7 @@
           </w:tcPr>
           <w:p>
             <w:pPr>
-              <w:spacing w:before="40" w:after="40"/>
+              <w:spacing w:before="20" w:after="20"/>
             </w:pPr>
             <w:r/>
             <w:r>
@@ -8072,7 +9081,7 @@
           </w:tcPr>
           <w:p>
             <w:pPr>
-              <w:spacing w:before="40" w:after="40"/>
+              <w:spacing w:before="20" w:after="20"/>
             </w:pPr>
             <w:r/>
             <w:r>
@@ -8082,7 +9091,25 @@
                 <w:color w:val="14171C"/>
                 <w:sz w:val="15"/>
               </w:rPr>
-              <w:t>factory deployment with `initialize` in the constructor</w:t>
+              <w:t xml:space="preserve">factory deployment with </w:t>
+            </w:r>
+            <w:r>
+              <w:rPr>
+                <w:rFonts w:ascii="Consolas" w:hAnsi="Consolas"/>
+                <w:b w:val="0"/>
+                <w:color w:val="14171C"/>
+                <w:sz w:val="15"/>
+              </w:rPr>
+              <w:t>initialize</w:t>
+            </w:r>
+            <w:r>
+              <w:rPr>
+                <w:rFonts w:ascii="Calibri" w:hAnsi="Calibri"/>
+                <w:b w:val="0"/>
+                <w:color w:val="14171C"/>
+                <w:sz w:val="15"/>
+              </w:rPr>
+              <w:t xml:space="preserve"> in the constructor</w:t>
             </w:r>
           </w:p>
         </w:tc>
@@ -8092,7 +9119,7 @@
           </w:tcPr>
           <w:p>
             <w:pPr>
-              <w:spacing w:before="40" w:after="40"/>
+              <w:spacing w:before="20" w:after="20"/>
             </w:pPr>
             <w:r/>
             <w:r>
@@ -8115,7 +9142,7 @@
           </w:tcPr>
           <w:p>
             <w:pPr>
-              <w:spacing w:before="40" w:after="40"/>
+              <w:spacing w:before="20" w:after="20"/>
             </w:pPr>
             <w:r/>
             <w:r>
@@ -8136,7 +9163,7 @@
           </w:tcPr>
           <w:p>
             <w:pPr>
-              <w:spacing w:before="40" w:after="40"/>
+              <w:spacing w:before="20" w:after="20"/>
             </w:pPr>
             <w:r/>
             <w:r>
@@ -8157,7 +9184,7 @@
           </w:tcPr>
           <w:p>
             <w:pPr>
-              <w:spacing w:before="40" w:after="40"/>
+              <w:spacing w:before="20" w:after="20"/>
             </w:pPr>
             <w:r/>
             <w:r>
@@ -8179,7 +9206,7 @@
           </w:tcPr>
           <w:p>
             <w:pPr>
-              <w:spacing w:before="40" w:after="40"/>
+              <w:spacing w:before="20" w:after="20"/>
             </w:pPr>
             <w:r/>
             <w:r>
@@ -8199,7 +9226,7 @@
           </w:tcPr>
           <w:p>
             <w:pPr>
-              <w:spacing w:before="40" w:after="40"/>
+              <w:spacing w:before="20" w:after="20"/>
             </w:pPr>
             <w:r/>
             <w:r>
@@ -8219,7 +9246,7 @@
           </w:tcPr>
           <w:p>
             <w:pPr>
-              <w:spacing w:before="40" w:after="40"/>
+              <w:spacing w:before="20" w:after="20"/>
             </w:pPr>
             <w:r/>
             <w:r>
@@ -8483,7 +9510,7 @@
     <w:sectPr>
       <w:footerReference w:type="default" r:id="rId11"/>
       <w:pgSz w:w="11909" w:h="16834"/>
-      <w:pgMar w:top="792" w:right="979" w:bottom="720" w:left="979" w:header="720" w:footer="720" w:gutter="0"/>
+      <w:pgMar w:top="720" w:right="979" w:bottom="648" w:left="979" w:header="720" w:footer="720" w:gutter="0"/>
       <w:cols w:space="720"/>
       <w:docGrid w:linePitch="360"/>
     </w:sectPr>
@@ -8903,7 +9930,7 @@
     <w:qFormat/>
     <w:rsid w:val="00FC693F"/>
     <w:pPr>
-      <w:spacing w:after="60" w:line="245" w:lineRule="auto"/>
+      <w:spacing w:after="40" w:line="240" w:lineRule="auto"/>
     </w:pPr>
     <w:rPr>
       <w:rFonts w:ascii="Calibri" w:hAnsi="Calibri"/>
@@ -8966,7 +9993,7 @@
     <w:pPr>
       <w:keepNext/>
       <w:keepLines/>
-      <w:spacing w:before="200" w:after="80"/>
+      <w:spacing w:before="160" w:after="60"/>
       <w:outlineLvl w:val="0"/>
     </w:pPr>
     <w:rPr>
@@ -8974,7 +10001,7 @@
       <w:b/>
       <w:bCs/>
       <w:color w:val="14171C"/>
-      <w:sz w:val="28"/>
+      <w:sz w:val="27"/>
       <w:szCs w:val="28"/>
     </w:rPr>
   </w:style>
@@ -8990,7 +10017,7 @@
     <w:pPr>
       <w:keepNext/>
       <w:keepLines/>
-      <w:spacing w:before="180" w:after="60"/>
+      <w:spacing w:before="160" w:after="60"/>
       <w:outlineLvl w:val="1"/>
     </w:pPr>
     <w:rPr>
@@ -8998,7 +10025,7 @@
       <w:b/>
       <w:bCs/>
       <w:color w:val="0B5F53"/>
-      <w:sz w:val="23"/>
+      <w:sz w:val="22"/>
       <w:szCs w:val="26"/>
     </w:rPr>
   </w:style>
@@ -9014,7 +10041,7 @@
     <w:pPr>
       <w:keepNext/>
       <w:keepLines/>
-      <w:spacing w:before="140" w:after="40"/>
+      <w:spacing w:before="120" w:after="40"/>
       <w:outlineLvl w:val="2"/>
     </w:pPr>
     <w:rPr>
@@ -9022,7 +10049,7 @@
       <w:b/>
       <w:bCs/>
       <w:color w:val="14171C"/>
-      <w:sz w:val="20"/>
+      <w:sz w:val="19"/>
     </w:rPr>
   </w:style>
   <w:style w:type="paragraph" w:styleId="Heading4">
